--- a/docs/Есеп_1-аралық_жоба.docx
+++ b/docs/Есеп_1-аралық_жоба.docx
@@ -4,41 +4,8 @@
   <w:body>
     <w:p>
       <w:pPr>
-        <w:spacing w:after="60" w:before="0"/>
-        <w:jc w:val="center"/>
+        <w:spacing w:after="2600"/>
       </w:pPr>
-      <w:r>
-        <w:rPr>
-          <w:rFonts w:ascii="Times New Roman" w:cs="Times New Roman" w:eastAsia="Times New Roman" w:hAnsi="Times New Roman"/>
-        </w:rPr>
-        <w:t xml:space="preserve">Қазақстан Республикасы Ғылым және жоғары білім министрлігі</w:t>
-      </w:r>
-    </w:p>
-    <w:p>
-      <w:pPr>
-        <w:spacing w:after="60" w:before="0"/>
-        <w:jc w:val="center"/>
-      </w:pPr>
-      <w:r>
-        <w:rPr>
-          <w:rFonts w:ascii="Times New Roman" w:cs="Times New Roman" w:eastAsia="Times New Roman" w:hAnsi="Times New Roman"/>
-          <w:highlight w:val="yellow"/>
-        </w:rPr>
-        <w:t xml:space="preserve">[Университет атауы]</w:t>
-      </w:r>
-    </w:p>
-    <w:p>
-      <w:pPr>
-        <w:spacing w:after="1800" w:before="0"/>
-        <w:jc w:val="center"/>
-      </w:pPr>
-      <w:r>
-        <w:rPr>
-          <w:rFonts w:ascii="Times New Roman" w:cs="Times New Roman" w:eastAsia="Times New Roman" w:hAnsi="Times New Roman"/>
-          <w:highlight w:val="yellow"/>
-        </w:rPr>
-        <w:t xml:space="preserve">[Факультет / кафедра атауы]</w:t>
-      </w:r>
     </w:p>
     <w:p>
       <w:pPr>
@@ -166,35 +133,13 @@
       <w:r>
         <w:rPr>
           <w:rFonts w:ascii="Times New Roman" w:cs="Times New Roman" w:eastAsia="Times New Roman" w:hAnsi="Times New Roman"/>
-          <w:highlight w:val="yellow"/>
         </w:rPr>
-        <w:t xml:space="preserve">[Магистранттың аты-жөні, тобы]</w:t>
+        <w:t xml:space="preserve">Касым Сагынгали</w:t>
       </w:r>
     </w:p>
     <w:p>
       <w:pPr>
-        <w:spacing w:after="60" w:before="0"/>
-        <w:jc w:val="right"/>
-      </w:pPr>
-      <w:r>
-        <w:rPr>
-          <w:rFonts w:ascii="Times New Roman" w:cs="Times New Roman" w:eastAsia="Times New Roman" w:hAnsi="Times New Roman"/>
-          <w:b/>
-          <w:bCs/>
-        </w:rPr>
-        <w:t xml:space="preserve">Тексерген: </w:t>
-      </w:r>
-      <w:r>
-        <w:rPr>
-          <w:rFonts w:ascii="Times New Roman" w:cs="Times New Roman" w:eastAsia="Times New Roman" w:hAnsi="Times New Roman"/>
-          <w:highlight w:val="yellow"/>
-        </w:rPr>
-        <w:t xml:space="preserve">[Оқытушының аты-жөні, ғылыми дәрежесі]</w:t>
-      </w:r>
-    </w:p>
-    <w:p>
-      <w:pPr>
-        <w:spacing w:after="1800"/>
+        <w:spacing w:after="3200"/>
       </w:pPr>
     </w:p>
     <w:p>
@@ -205,15 +150,8 @@
       <w:r>
         <w:rPr>
           <w:rFonts w:ascii="Times New Roman" w:cs="Times New Roman" w:eastAsia="Times New Roman" w:hAnsi="Times New Roman"/>
-          <w:highlight w:val="yellow"/>
         </w:rPr>
-        <w:t xml:space="preserve">[Қала]</w:t>
-      </w:r>
-      <w:r>
-        <w:rPr>
-          <w:rFonts w:ascii="Times New Roman" w:cs="Times New Roman" w:eastAsia="Times New Roman" w:hAnsi="Times New Roman"/>
-        </w:rPr>
-        <w:t xml:space="preserve">, 2026</w:t>
+        <w:t xml:space="preserve">2026</w:t>
       </w:r>
     </w:p>
     <w:p>
@@ -1998,23 +1936,15 @@
           <w:p>
             <w:pPr>
               <w:spacing w:after="0" w:line="240"/>
-            </w:pPr>
-            <w:r>
-              <w:rPr>
-                <w:rFonts w:ascii="Times New Roman" w:cs="Times New Roman" w:eastAsia="Times New Roman" w:hAnsi="Times New Roman"/>
-                <w:sz w:val="22"/>
-                <w:szCs w:val="22"/>
-              </w:rPr>
-              <w:t xml:space="preserve">Render.com: </w:t>
-            </w:r>
-            <w:r>
-              <w:rPr>
-                <w:rFonts w:ascii="Times New Roman" w:cs="Times New Roman" w:eastAsia="Times New Roman" w:hAnsi="Times New Roman"/>
-                <w:sz w:val="22"/>
-                <w:szCs w:val="22"/>
-                <w:highlight w:val="yellow"/>
-              </w:rPr>
-              <w:t xml:space="preserve">[сілтеме]</w:t>
+              <w:jc w:val="left"/>
+            </w:pPr>
+            <w:r>
+              <w:rPr>
+                <w:rFonts w:ascii="Times New Roman" w:cs="Times New Roman" w:eastAsia="Times New Roman" w:hAnsi="Times New Roman"/>
+                <w:sz w:val="22"/>
+                <w:szCs w:val="22"/>
+              </w:rPr>
+              <w:t xml:space="preserve">Render.com: https://js-talimger.onrender.com</w:t>
             </w:r>
           </w:p>
         </w:tc>
@@ -2101,20 +2031,7 @@
         <w:rPr>
           <w:rFonts w:ascii="Times New Roman" w:cs="Times New Roman" w:eastAsia="Times New Roman" w:hAnsi="Times New Roman"/>
         </w:rPr>
-        <w:t xml:space="preserve">интерфейс — HTML, CSS, JavaScript (Jinja2 шаблондары); сервер — Python 3.12, Flask, gunicorn; бұлттық деректер қоры — Firebase Firestore; ЖИ — Google Gemini API (gemini-3.8-flash); бұлтта орналастыру — Render.com; кодты сақтау — Git/GitHub (</w:t>
-      </w:r>
-      <w:r>
-        <w:rPr>
-          <w:rFonts w:ascii="Times New Roman" w:cs="Times New Roman" w:eastAsia="Times New Roman" w:hAnsi="Times New Roman"/>
-          <w:highlight w:val="yellow"/>
-        </w:rPr>
-        <w:t xml:space="preserve">[сілтеме]</w:t>
-      </w:r>
-      <w:r>
-        <w:rPr>
-          <w:rFonts w:ascii="Times New Roman" w:cs="Times New Roman" w:eastAsia="Times New Roman" w:hAnsi="Times New Roman"/>
-        </w:rPr>
-        <w:t xml:space="preserve">); тестілеу — pytest.</w:t>
+        <w:t xml:space="preserve">интерфейс — HTML, CSS, JavaScript (Jinja2 шаблондары); сервер — Python 3.12, Flask, gunicorn; бұлттық деректер қоры — Firebase Firestore; ЖИ — Google Gemini API (gemini-3.8-flash); бұлтта орналастыру — Render.com; кодты сақтау — Git/GitHub (https://github.com/FallAnge1/js-talimger); тестілеу — pytest.</w:t>
       </w:r>
     </w:p>
     <w:p>
@@ -3426,20 +3343,7 @@
         <w:rPr>
           <w:rFonts w:ascii="Times New Roman" w:cs="Times New Roman" w:eastAsia="Times New Roman" w:hAnsi="Times New Roman"/>
         </w:rPr>
-        <w:t xml:space="preserve">ЖИ нәтижесі педагог түзетуімен алмастырылмайды: екеуі бөлек жинақтарда тұрады. Сынақ жауабының жинақтарда дұрыс сақталуы жергілікті режимде тексерілді; Firestore-дағы тексеру: </w:t>
-      </w:r>
-      <w:r>
-        <w:rPr>
-          <w:rFonts w:ascii="Times New Roman" w:cs="Times New Roman" w:eastAsia="Times New Roman" w:hAnsi="Times New Roman"/>
-          <w:highlight w:val="yellow"/>
-        </w:rPr>
-        <w:t xml:space="preserve">[бұлтта тексерілгеннен кейін белгілеңіз]</w:t>
-      </w:r>
-      <w:r>
-        <w:rPr>
-          <w:rFonts w:ascii="Times New Roman" w:cs="Times New Roman" w:eastAsia="Times New Roman" w:hAnsi="Times New Roman"/>
-        </w:rPr>
-        <w:t xml:space="preserve">.</w:t>
+        <w:t xml:space="preserve">ЖИ нәтижесі педагог түзетуімен алмастырылмайды: екеуі бөлек жинақтарда тұрады. Сынақ жауабының жинақтарда дұрыс сақталуы жергілікті режимде де, бұлттағы Firestore-да да тексерілді; сынақ жазбалары кейін өшірілді.</w:t>
       </w:r>
     </w:p>
     <w:p>
@@ -5314,9 +5218,8 @@
                 <w:rFonts w:ascii="Times New Roman" w:cs="Times New Roman" w:eastAsia="Times New Roman" w:hAnsi="Times New Roman"/>
                 <w:sz w:val="22"/>
                 <w:szCs w:val="22"/>
-                <w:highlight w:val="yellow"/>
-              </w:rPr>
-              <w:t xml:space="preserve">[тексерілгеннен кейін белгілеңіз]</w:t>
+              </w:rPr>
+              <w:t xml:space="preserve">Өтті</w:t>
             </w:r>
           </w:p>
         </w:tc>
@@ -8886,20 +8789,7 @@
         <w:rPr>
           <w:rFonts w:ascii="Times New Roman" w:cs="Times New Roman" w:eastAsia="Times New Roman" w:hAnsi="Times New Roman"/>
         </w:rPr>
-        <w:t xml:space="preserve">Бұлттағы нұсқада 5–10 ересек еріктімен пилоттық тексеру өткізіледі (кәмелетке толмағандар қатысса — мекемедегі келісім тәртібі сақталады). Мақсаты — қосымшаның жұмысын, тапсырмалардың түсініктілігін және кері байланыс сапасын тексеру. Нәтижесі: </w:t>
-      </w:r>
-      <w:r>
-        <w:rPr>
-          <w:rFonts w:ascii="Times New Roman" w:cs="Times New Roman" w:eastAsia="Times New Roman" w:hAnsi="Times New Roman"/>
-          <w:highlight w:val="yellow"/>
-        </w:rPr>
-        <w:t xml:space="preserve">[қатысушылар саны, жауаптар саны, ЖИ сәттілігі, педагог түзетулері]</w:t>
-      </w:r>
-      <w:r>
-        <w:rPr>
-          <w:rFonts w:ascii="Times New Roman" w:cs="Times New Roman" w:eastAsia="Times New Roman" w:hAnsi="Times New Roman"/>
-        </w:rPr>
-        <w:t xml:space="preserve">. Пилоттық сынақ нәтижелері қосымшаның оқыту тиімділігін толық дәлелдемейді; олар құралды жетілдіру үшін пайдаланылады.</w:t>
+        <w:t xml:space="preserve">Бұлттағы нұсқада 5–10 ересек еріктімен пилоттық тексеру өткізіледі (кәмелетке толмағандар қатысса — мекемедегі келісім тәртібі сақталады). Мақсаты — қосымшаның жұмысын, тапсырмалардың түсініктілігін және кері байланыс сапасын тексеру. Нәтижелері зерттеуші бетіндегі көрсеткіштер мен CSV экспорт арқылы талданып, 2-аралық жобада ұсынылады. Пилоттық сынақ нәтижелері қосымшаның оқыту тиімділігін толық дәлелдемейді; олар құралды жетілдіру үшін пайдаланылады.</w:t>
       </w:r>
     </w:p>
     <w:p>
@@ -9691,20 +9581,7 @@
         <w:rPr>
           <w:rFonts w:ascii="Times New Roman" w:cs="Times New Roman" w:eastAsia="Times New Roman" w:hAnsi="Times New Roman"/>
         </w:rPr>
-        <w:t xml:space="preserve">Қосымша В – Бастапқы код және іске қосу нұсқаулығы (README.md): </w:t>
-      </w:r>
-      <w:r>
-        <w:rPr>
-          <w:rFonts w:ascii="Times New Roman" w:cs="Times New Roman" w:eastAsia="Times New Roman" w:hAnsi="Times New Roman"/>
-          <w:highlight w:val="yellow"/>
-        </w:rPr>
-        <w:t xml:space="preserve">[GitHub сілтемесі]</w:t>
-      </w:r>
-      <w:r>
-        <w:rPr>
-          <w:rFonts w:ascii="Times New Roman" w:cs="Times New Roman" w:eastAsia="Times New Roman" w:hAnsi="Times New Roman"/>
-        </w:rPr>
-        <w:t xml:space="preserve">.</w:t>
+        <w:t xml:space="preserve">Қосымша В – Бастапқы код және іске қосу нұсқаулығы (README.md): https://github.com/FallAnge1/js-talimger.</w:t>
       </w:r>
     </w:p>
     <w:sectPr>

--- a/docs/Есеп_1-аралық_жоба.docx
+++ b/docs/Есеп_1-аралық_жоба.docx
@@ -1845,7 +1845,7 @@
                 <w:sz w:val="22"/>
                 <w:szCs w:val="22"/>
               </w:rPr>
-              <w:t xml:space="preserve">Жауаптар және тест нәтижелері; UTF-8 (BOM), Excel-де қазақ әріптері дұрыс ашылады</w:t>
+              <w:t xml:space="preserve">Жауаптар және тест нәтижелері: CSV («;» бөлгіш, UTF-8) және Excel (.xlsx); Excel-де бағандар, қазақ әріптері мен көпжолды код дұрыс ашылады</w:t>
             </w:r>
           </w:p>
         </w:tc>

--- a/docs/Есеп_1-аралық_жоба.docx
+++ b/docs/Есеп_1-аралық_жоба.docx
@@ -917,6 +917,27 @@
     </w:p>
     <w:p>
       <w:pPr>
+        <w:spacing w:after="60" w:before="0"/>
+        <w:ind w:firstLine="709"/>
+        <w:jc w:val="both"/>
+      </w:pPr>
+      <w:r>
+        <w:rPr>
+          <w:rFonts w:ascii="Times New Roman" w:cs="Times New Roman" w:eastAsia="Times New Roman" w:hAnsi="Times New Roman"/>
+          <w:b/>
+          <w:bCs/>
+        </w:rPr>
+        <w:t xml:space="preserve">Қосымша функция — қатемен жұмыс. </w:t>
+      </w:r>
+      <w:r>
+        <w:rPr>
+          <w:rFonts w:ascii="Times New Roman" w:cs="Times New Roman" w:eastAsia="Times New Roman" w:hAnsi="Times New Roman"/>
+        </w:rPr>
+        <w:t xml:space="preserve">Қатысушы кодын екі рет түзетіп қайта жібере алады (ЖИ қайта бағалайды, бастапқы жауап өзгермейді) және ЖИ-ден екі рет дайын шешімсіз кеңес сұрай алады; талпыныстар арасындағы балл өсімі кері байланыстың әсерін көрсетеді.</w:t>
+      </w:r>
+    </w:p>
+    <w:p>
+      <w:pPr>
         <w:keepNext/>
         <w:spacing w:after="60" w:before="120"/>
         <w:jc w:val="left"/>
@@ -2676,7 +2697,7 @@
         <w:rPr>
           <w:rFonts w:ascii="Times New Roman" w:cs="Times New Roman" w:eastAsia="Times New Roman" w:hAnsi="Times New Roman"/>
         </w:rPr>
-        <w:t xml:space="preserve">Деректер құрылымы бағдарламалауға дейін жобаланды. Firestore-да бес жинақ қолданылады (4-кесте). Әр жауапқа бірегей response_id беріледі; ол қатысушы коды мен тапсырма кодынан есептелетіндіктен, қайта жіберу көшірме жасамайды. Осы код арқылы жауап, ЖИ нәтижесі және педагог тексеруі байланыстырылады.</w:t>
+        <w:t xml:space="preserve">Деректер құрылымы бағдарламалауға дейін жобаланды. Firestore-да алты жинақ қолданылады (4-кесте). Әр жауапқа бірегей response_id беріледі; ол қатысушы коды мен тапсырма кодынан есептелетіндіктен, қайта жіберу көшірме жасамайды. Түзетілген талпыныстар R-XXXXXXXX-2, -3 кодтарымен бөлек сақталып, root_id өрісі арқылы бастапқы жауапқа байланады. Осы кодтар арқылы жауап, ЖИ нәтижесі және педагог тексеруі байланыстырылады.</w:t>
       </w:r>
     </w:p>
     <w:p>
@@ -2988,7 +3009,7 @@
                 <w:sz w:val="22"/>
                 <w:szCs w:val="22"/>
               </w:rPr>
-              <w:t xml:space="preserve">R-XXXXXXXX</w:t>
+              <w:t xml:space="preserve">R-XXXXXXXX(-2, -3)</w:t>
             </w:r>
           </w:p>
         </w:tc>
@@ -3019,7 +3040,7 @@
                 <w:sz w:val="22"/>
                 <w:szCs w:val="22"/>
               </w:rPr>
-              <w:t xml:space="preserve">Қатысушы коды, тапсырма коды мен нұсқасы, жауап мәтіні, жіберілген уақыт, ЖИ мәртебесі, сұраныс саны</w:t>
+              <w:t xml:space="preserve">Қатысушы коды, тапсырма коды мен нұсқасы, жауап мәтіні, талпыныс нөмірі (attempt), root_id, уақыт, ЖИ мәртебесі</w:t>
             </w:r>
           </w:p>
         </w:tc>
@@ -3323,6 +3344,107 @@
                 <w:szCs w:val="22"/>
               </w:rPr>
               <w:t xml:space="preserve">Әр сұрақтың нәтижесі мен тақырыбы, жалпы балл, тест нұсқасы</w:t>
+            </w:r>
+          </w:p>
+        </w:tc>
+      </w:tr>
+      <w:tr>
+        <w:trPr>
+          <w:cantSplit/>
+          <w:tblHeader w:val="off"/>
+        </w:trPr>
+        <w:tc>
+          <w:tcPr>
+            <w:tcW w:type="dxa" w:w="1900"/>
+            <w:tcBorders>
+              <w:top w:val="single" w:color="8C96A8" w:sz="4"/>
+              <w:left w:val="single" w:color="8C96A8" w:sz="4"/>
+              <w:bottom w:val="single" w:color="8C96A8" w:sz="4"/>
+              <w:right w:val="single" w:color="8C96A8" w:sz="4"/>
+            </w:tcBorders>
+            <w:tcMar>
+              <w:top w:type="dxa" w:w="50"/>
+              <w:left w:type="dxa" w:w="90"/>
+              <w:bottom w:type="dxa" w:w="50"/>
+              <w:right w:type="dxa" w:w="90"/>
+            </w:tcMar>
+          </w:tcPr>
+          <w:p>
+            <w:pPr>
+              <w:spacing w:after="0" w:line="240"/>
+              <w:jc w:val="left"/>
+            </w:pPr>
+            <w:r>
+              <w:rPr>
+                <w:rFonts w:ascii="Times New Roman" w:cs="Times New Roman" w:eastAsia="Times New Roman" w:hAnsi="Times New Roman"/>
+                <w:b/>
+                <w:bCs/>
+                <w:sz w:val="22"/>
+                <w:szCs w:val="22"/>
+              </w:rPr>
+              <w:t xml:space="preserve">hints</w:t>
+            </w:r>
+          </w:p>
+        </w:tc>
+        <w:tc>
+          <w:tcPr>
+            <w:tcW w:type="dxa" w:w="1700"/>
+            <w:tcBorders>
+              <w:top w:val="single" w:color="8C96A8" w:sz="4"/>
+              <w:left w:val="single" w:color="8C96A8" w:sz="4"/>
+              <w:bottom w:val="single" w:color="8C96A8" w:sz="4"/>
+              <w:right w:val="single" w:color="8C96A8" w:sz="4"/>
+            </w:tcBorders>
+            <w:tcMar>
+              <w:top w:type="dxa" w:w="50"/>
+              <w:left w:type="dxa" w:w="90"/>
+              <w:bottom w:type="dxa" w:w="50"/>
+              <w:right w:type="dxa" w:w="90"/>
+            </w:tcMar>
+          </w:tcPr>
+          <w:p>
+            <w:pPr>
+              <w:spacing w:after="0" w:line="240"/>
+              <w:jc w:val="left"/>
+            </w:pPr>
+            <w:r>
+              <w:rPr>
+                <w:rFonts w:ascii="Times New Roman" w:cs="Times New Roman" w:eastAsia="Times New Roman" w:hAnsi="Times New Roman"/>
+                <w:sz w:val="22"/>
+                <w:szCs w:val="22"/>
+              </w:rPr>
+              <w:t xml:space="preserve">R-XXXXXXXX-H1, -H2</w:t>
+            </w:r>
+          </w:p>
+        </w:tc>
+        <w:tc>
+          <w:tcPr>
+            <w:tcW w:type="dxa" w:w="5755"/>
+            <w:tcBorders>
+              <w:top w:val="single" w:color="8C96A8" w:sz="4"/>
+              <w:left w:val="single" w:color="8C96A8" w:sz="4"/>
+              <w:bottom w:val="single" w:color="8C96A8" w:sz="4"/>
+              <w:right w:val="single" w:color="8C96A8" w:sz="4"/>
+            </w:tcBorders>
+            <w:tcMar>
+              <w:top w:type="dxa" w:w="50"/>
+              <w:left w:type="dxa" w:w="90"/>
+              <w:bottom w:type="dxa" w:w="50"/>
+              <w:right w:type="dxa" w:w="90"/>
+            </w:tcMar>
+          </w:tcPr>
+          <w:p>
+            <w:pPr>
+              <w:spacing w:after="0" w:line="240"/>
+              <w:jc w:val="left"/>
+            </w:pPr>
+            <w:r>
+              <w:rPr>
+                <w:rFonts w:ascii="Times New Roman" w:cs="Times New Roman" w:eastAsia="Times New Roman" w:hAnsi="Times New Roman"/>
+                <w:sz w:val="22"/>
+                <w:szCs w:val="22"/>
+              </w:rPr>
+              <w:t xml:space="preserve">Қатысушының сұрағы, ЖИ кеңесі, қай талпыныстан кейін сұралғаны, модель, сұраныс нұсқасы</w:t>
             </w:r>
           </w:p>
         </w:tc>
@@ -9412,7 +9534,7 @@
         <w:rPr>
           <w:rFonts w:ascii="Times New Roman" w:cs="Times New Roman" w:eastAsia="Times New Roman" w:hAnsi="Times New Roman"/>
         </w:rPr>
-        <w:t xml:space="preserve">2-жобада деректер оқыту және тексеру бөліктеріне бөлініп, ЖИ бағасының педагог бағасына жақындығы (орташа айырма, сәйкестік үлесі) қайта өлшенеді; даулы жауаптар (R11–R14 түрі) жеке ескеріледі.</w:t>
+        <w:t xml:space="preserve">2-жобада деректер оқыту және тексеру бөліктеріне бөлініп, ЖИ бағасының педагог бағасына жақындығы (орташа айырма, сәйкестік үлесі) қайта өлшенеді; даулы жауаптар (R11–R14 түрі) мен қатемен жұмыс деректері (балл өсімі, кеңестер) жеке талданады.</w:t>
       </w:r>
     </w:p>
     <w:p>

--- a/docs/Есеп_1-аралық_жоба.docx
+++ b/docs/Есеп_1-аралық_жоба.docx
@@ -3490,7 +3490,7 @@
         <w:rPr>
           <w:rFonts w:ascii="Times New Roman" w:cs="Times New Roman" w:eastAsia="Times New Roman" w:hAnsi="Times New Roman"/>
         </w:rPr>
-        <w:t xml:space="preserve">ЖИ сервисі ретінде Google Gemini API таңдалды: оның тегін деңгейі бар, қазақ тіліндегі мәтінді басқа тегін модельдерге қарағанда сапалы өңдейді және жауапты алдын ала берілген JSON құрылымында қайтара алады (responseSchema). Бастапқы жоспарланған gemini-2.5-flash моделі жаңа пайдаланушыларға қолжетімсіз болып шықты (HTTP 404), сондықтан негізгі модель — gemini-3.8-flash, ал оның лимиті біткенде gemini-3.1-flash-lite қосалқы моделі қолданылады; модель атаулары орта айнымалыларында беріледі және әр нәтижемен бірге сақталады. Тегін деңгейде сұраныстар провайдердің өнімін жақсартуға пайдаланылуы мүмкін, сондықтан ЖИ-ге тек анонимді жауап пен тапсырма жіберіледі және бұл туралы басты бетте ескертілген.</w:t>
+        <w:t xml:space="preserve">ЖИ сервисі ретінде Google Gemini API таңдалды: оның тегін деңгейі бар, қазақ тіліндегі мәтінді басқа тегін модельдерге қарағанда сапалы өңдейді және жауапты алдын ала берілген JSON құрылымында қайтара алады (responseSchema). Бастапқы жоспарланған gemini-2.5-flash моделі жаңа пайдаланушыларға қолжетімсіз болып шықты (HTTP 404), сондықтан негізгі модель — gemini-3.8-flash, лимиті біткенде — gemini-3.1-flash-lite, ал Gemini мүлде жауап бермесе — Groq тегін сервисіндегі openai/gpt-oss-120b және qwen/qwen3.8-27b модельдері қолданылады (14 модельдік жауапта gpt-oss-120b педагогпен 9/13 сәйкес келді; gpt-oss-20b нұсқау енгізуге көнгендіктен алынбады); модель атаулары орта айнымалыларында беріледі және әр нәтижемен бірге сақталады. Тегін деңгейде сұраныстар провайдердің өнімін жақсартуға пайдаланылуы мүмкін, сондықтан ЖИ-ге тек анонимді жауап пен тапсырма жіберіледі және бұл туралы басты бетте ескертілген.</w:t>
       </w:r>
     </w:p>
     <w:p>
@@ -9450,7 +9450,7 @@
                 <w:sz w:val="20"/>
                 <w:szCs w:val="20"/>
               </w:rPr>
-              <w:t xml:space="preserve">Модель атауы орта айнымалысында; 503 кезінде қайталау; 429 кезінде қосалқы модель; бәрі қолжетімсіз болса, жауап сақталады</w:t>
+              <w:t xml:space="preserve">503 кезінде қайталау; 429 кезінде қосалқы Gemini, одан кейін Groq модельдері; бәрі қолжетімсіз болса, жауап сақталады</w:t>
             </w:r>
           </w:p>
         </w:tc>

--- a/docs/Есеп_1-аралық_жоба.docx
+++ b/docs/Есеп_1-аралық_жоба.docx
@@ -701,7 +701,7 @@
                 <w:sz w:val="24"/>
                 <w:szCs w:val="24"/>
               </w:rPr>
-              <w:t xml:space="preserve">Анонимді қатысушы коды; 10 сұрақтық тест жауаптары; 3 практикалық тапсырмаға жазылған код пен түсіндірме; уақыт; ЖИ талдауы; педагог бағасы мен түзетуі</w:t>
+              <w:t xml:space="preserve">Анонимді код; диагностикалық және қорытынды тест (10 + 10 сұрақ) мен деңгей; ЖИ таңдаған деңгейлік тапсырмаға жазылған код, түзетулер, кеңестер; ЖИ талдауы; педагог бағасы</w:t>
             </w:r>
           </w:p>
         </w:tc>
@@ -772,7 +772,7 @@
                 <w:sz w:val="24"/>
                 <w:szCs w:val="24"/>
               </w:rPr>
-              <w:t xml:space="preserve">Ашық жауапқа (код + түсіндірме) рубрика бойынша қалыптастырушы кері байланыс беру және балл ұсыну</w:t>
+              <w:t xml:space="preserve">Деңгейге сай тапсырма ұсыну; ашық жауапқа рубрика бойынша кері байланыс беру және балл ұсыну; дайын шешімсіз бағыттаушы кеңес</w:t>
             </w:r>
           </w:p>
         </w:tc>
@@ -874,7 +874,7 @@
           <w:i/>
           <w:iCs/>
         </w:rPr>
-        <w:t xml:space="preserve">«JavaScript негіздерін үйренушілер массивтермен, циклдермен және DOM оқиғаларымен жұмыс істеуге арналған тапсырмаларда қандай қателер жібереді және ЖИ кері байланысы осы қателерді педагог бағасымен салыстырғанда қаншалықты дұрыс анықтайды?»</w:t>
+        <w:t xml:space="preserve">«JavaScript негіздерін үйренушілер массивтермен, циклдермен және DOM оқиғаларымен жұмыс істеуге арналған тапсырмаларда қандай қателер жібереді , ЖИ кері байланысы осы қателерді педагог бағасымен салыстырғанда қаншалықты дұрыс анықтайды және деңгейлік тапсырмадан кейін білім деңгейі өзгере ме?»</w:t>
       </w:r>
     </w:p>
     <w:p>
@@ -887,7 +887,7 @@
         <w:rPr>
           <w:rFonts w:ascii="Times New Roman" w:cs="Times New Roman" w:eastAsia="Times New Roman" w:hAnsi="Times New Roman"/>
         </w:rPr>
-        <w:t xml:space="preserve">Сұрақты тексеру үшін әр жауапқа ЖИ ұсынған балл мен түсіндірме педагогтің рубрика бойынша қойған бағасымен және талдауымен салыстырылады.</w:t>
+        <w:t xml:space="preserve">Сұрақты тексеру үшін ЖИ ұсынған балл педагог бағасымен, ал диагностикалық тест нәтижесі қорытынды (параллель) тест нәтижесімен салыстырылады.</w:t>
       </w:r>
     </w:p>
     <w:p>
@@ -911,29 +911,16 @@
       <w:r>
         <w:rPr>
           <w:rFonts w:ascii="Times New Roman" w:cs="Times New Roman" w:eastAsia="Times New Roman" w:hAnsi="Times New Roman"/>
-        </w:rPr>
-        <w:t xml:space="preserve">Қосымша төрт негізгі беттен тұрады: басты бет (зерттеу мақсаты, қатысу тәртібі, жиналатын деректер, жауаптың ЖИ сервисіне жіберілетіні туралы ескерту және келісім), тапсырма беті (қатысушы коды, тапсырма мәтіні, жауап өрісі, «Жауапты жіберу» батырмасы), кері байланыс беті және тек құпиясөз арқылы ашылатын зерттеуші беті. Әдістемелік нұсқаулықтағы талаптардың орындалуы 2-кестеде көрсетілген.</w:t>
-      </w:r>
-    </w:p>
-    <w:p>
-      <w:pPr>
-        <w:spacing w:after="60" w:before="0"/>
-        <w:ind w:firstLine="709"/>
-        <w:jc w:val="both"/>
-      </w:pPr>
-      <w:r>
-        <w:rPr>
-          <w:rFonts w:ascii="Times New Roman" w:cs="Times New Roman" w:eastAsia="Times New Roman" w:hAnsi="Times New Roman"/>
           <w:b/>
           <w:bCs/>
         </w:rPr>
-        <w:t xml:space="preserve">Қосымша функция — қатемен жұмыс. </w:t>
+        <w:t xml:space="preserve">Қатысушының жолы: </w:t>
       </w:r>
       <w:r>
         <w:rPr>
           <w:rFonts w:ascii="Times New Roman" w:cs="Times New Roman" w:eastAsia="Times New Roman" w:hAnsi="Times New Roman"/>
         </w:rPr>
-        <w:t xml:space="preserve">Қатысушы кодын екі рет түзетіп қайта жібере алады (ЖИ қайта бағалайды, бастапқы жауап өзгермейді) және ЖИ-ден екі рет дайын шешімсіз кеңес сұрай алады; талпыныстар арасындағы балл өсімі кері байланыстың әсерін көрсетеді.</w:t>
+        <w:t xml:space="preserve">басты бет (мақсат, тәртіп, ЖИ туралы ескерту, келісім) → диагностикалық тест, оның нәтижесі бойынша деңгей анықталады → ЖИ деңгейге сай банктен тапсырма таңдап, себебін түсіндіреді → жауап және ЖИ кері байланысы, қатемен жұмыс (2 түзету, 2 кеңес) → қорытынды тест және деңгей өзгерісі. Тест тапсырылмай тапсырма, тапсырма орындалмай қорытынды тест ашылмайды. Зерттеуші беті құпиясөзбен қорғалған. Талаптардың орындалуы 2-кестеде.</w:t>
       </w:r>
     </w:p>
     <w:p>
@@ -1371,7 +1358,7 @@
                 <w:sz w:val="22"/>
                 <w:szCs w:val="22"/>
               </w:rPr>
-              <w:t xml:space="preserve">10 сұрақ (автоматты бағалау) + 3 практикалық тапсырма (P1–P3), рубрика бойынша 8 балдан</w:t>
+              <w:t xml:space="preserve">Диагностикалық тест (10) → 3 деңгей × 5 тапсырма банкінен ЖИ таңдаған тапсырма (саны баптауда, әдепкі 1) → қорытынды тест (10); рубрика 8 балдан</w:t>
             </w:r>
           </w:p>
         </w:tc>
@@ -2090,7 +2077,7 @@
         <w:rPr>
           <w:rFonts w:ascii="Times New Roman" w:cs="Times New Roman" w:eastAsia="Times New Roman" w:hAnsi="Times New Roman"/>
         </w:rPr>
-        <w:t xml:space="preserve">Диагностикалық тест 10 сұрақтан тұрады және айнымалылар, деректер типтері, типтердің түрленуі, салыстыру операторлары, массивтер мен олардың әдістері, циклдер, функциялар, объектілер және DOM тақырыптарын қамтиды. Әр сұрақтың тақырыбы нәтижемен бірге сақталады, сондықтан зерттеуші бетінде қате жиі кездесетін тақырыптар көрсетіледі. Практикалық тапсырмалар 3-кестеде берілген; әр тапсырма үшін мәтін, күтілетін жауап, бағалау критерийлері мен деңгейлері, ықтимал қателер және өлшенетін дағды Қосымша А-да толық келтірілген.</w:t>
+        <w:t xml:space="preserve">Диагностикалық тест 10 сұрақтан тұрады және айнымалылар, деректер типтері, типтердің түрленуі, салыстыру операторлары, массивтер мен олардың әдістері, циклдер, функциялар, объектілер және DOM тақырыптарын қамтиды. Нәтиже бойынша деңгей анықталады (0–4 — бастапқы, 5–7 — орта, 8–10 — жоғары), ал қате жіберілген тақырыптар «әлсіз» деп белгіленеді. Әр деңгейге 5 практикалық тапсырма дайындалды (3-кесте); ЖИ деңгейдің банкінен әлсіз тақырыптарды бекітуге ең пайдалы тапсырманы таңдап, себебін қатысушыға түсіндіреді, ЖИ қолжетімсіз болса, таңдау тақырыптар сәйкестігі бойынша автоматты жасалады. Қорытынды тест — диагностикалық тестпен тақырыптары мен күрделілігі бірдей параллель нұсқа.</w:t>
       </w:r>
     </w:p>
     <w:p>
@@ -2107,7 +2094,7 @@
           <w:sz w:val="24"/>
           <w:szCs w:val="24"/>
         </w:rPr>
-        <w:t xml:space="preserve">3-кесте – Практикалық тапсырмалар</w:t>
+        <w:t xml:space="preserve">3-кесте – Деңгейлер және тапсырмалар банкі</w:t>
       </w:r>
     </w:p>
     <w:tbl>
@@ -2124,10 +2111,9 @@
         <w:tblLayout w:type="fixed"/>
       </w:tblPr>
       <w:tblGrid>
-        <w:gridCol w:w="650"/>
-        <w:gridCol w:w="2600"/>
-        <w:gridCol w:w="2500"/>
-        <w:gridCol w:w="3605"/>
+        <w:gridCol w:w="1500"/>
+        <w:gridCol w:w="1200"/>
+        <w:gridCol w:w="6655"/>
       </w:tblGrid>
       <w:tr>
         <w:trPr>
@@ -2136,7 +2122,7 @@
         </w:trPr>
         <w:tc>
           <w:tcPr>
-            <w:tcW w:type="dxa" w:w="650"/>
+            <w:tcW w:type="dxa" w:w="1500"/>
             <w:tcBorders>
               <w:top w:val="single" w:color="8C96A8" w:sz="4"/>
               <w:left w:val="single" w:color="8C96A8" w:sz="4"/>
@@ -2161,16 +2147,16 @@
                 <w:rFonts w:ascii="Times New Roman" w:cs="Times New Roman" w:eastAsia="Times New Roman" w:hAnsi="Times New Roman"/>
                 <w:b/>
                 <w:bCs/>
-                <w:sz w:val="22"/>
-                <w:szCs w:val="22"/>
-              </w:rPr>
-              <w:t xml:space="preserve">Код</w:t>
-            </w:r>
-          </w:p>
-        </w:tc>
-        <w:tc>
-          <w:tcPr>
-            <w:tcW w:type="dxa" w:w="2600"/>
+                <w:sz w:val="20"/>
+                <w:szCs w:val="20"/>
+              </w:rPr>
+              <w:t xml:space="preserve">Деңгей</w:t>
+            </w:r>
+          </w:p>
+        </w:tc>
+        <w:tc>
+          <w:tcPr>
+            <w:tcW w:type="dxa" w:w="1200"/>
             <w:tcBorders>
               <w:top w:val="single" w:color="8C96A8" w:sz="4"/>
               <w:left w:val="single" w:color="8C96A8" w:sz="4"/>
@@ -2195,16 +2181,16 @@
                 <w:rFonts w:ascii="Times New Roman" w:cs="Times New Roman" w:eastAsia="Times New Roman" w:hAnsi="Times New Roman"/>
                 <w:b/>
                 <w:bCs/>
-                <w:sz w:val="22"/>
-                <w:szCs w:val="22"/>
-              </w:rPr>
-              <w:t xml:space="preserve">Тапсырма</w:t>
-            </w:r>
-          </w:p>
-        </w:tc>
-        <w:tc>
-          <w:tcPr>
-            <w:tcW w:type="dxa" w:w="2500"/>
+                <w:sz w:val="20"/>
+                <w:szCs w:val="20"/>
+              </w:rPr>
+              <w:t xml:space="preserve">Тест балы</w:t>
+            </w:r>
+          </w:p>
+        </w:tc>
+        <w:tc>
+          <w:tcPr>
+            <w:tcW w:type="dxa" w:w="6655"/>
             <w:tcBorders>
               <w:top w:val="single" w:color="8C96A8" w:sz="4"/>
               <w:left w:val="single" w:color="8C96A8" w:sz="4"/>
@@ -2229,44 +2215,10 @@
                 <w:rFonts w:ascii="Times New Roman" w:cs="Times New Roman" w:eastAsia="Times New Roman" w:hAnsi="Times New Roman"/>
                 <w:b/>
                 <w:bCs/>
-                <w:sz w:val="22"/>
-                <w:szCs w:val="22"/>
-              </w:rPr>
-              <w:t xml:space="preserve">Өлшенетін дағды</w:t>
-            </w:r>
-          </w:p>
-        </w:tc>
-        <w:tc>
-          <w:tcPr>
-            <w:tcW w:type="dxa" w:w="3605"/>
-            <w:tcBorders>
-              <w:top w:val="single" w:color="8C96A8" w:sz="4"/>
-              <w:left w:val="single" w:color="8C96A8" w:sz="4"/>
-              <w:bottom w:val="single" w:color="8C96A8" w:sz="4"/>
-              <w:right w:val="single" w:color="8C96A8" w:sz="4"/>
-            </w:tcBorders>
-            <w:shd w:fill="DCE3F0" w:color="auto" w:val="clear"/>
-            <w:tcMar>
-              <w:top w:type="dxa" w:w="50"/>
-              <w:left w:type="dxa" w:w="90"/>
-              <w:bottom w:type="dxa" w:w="50"/>
-              <w:right w:type="dxa" w:w="90"/>
-            </w:tcMar>
-          </w:tcPr>
-          <w:p>
-            <w:pPr>
-              <w:spacing w:after="0" w:line="240"/>
-              <w:jc w:val="left"/>
-            </w:pPr>
-            <w:r>
-              <w:rPr>
-                <w:rFonts w:ascii="Times New Roman" w:cs="Times New Roman" w:eastAsia="Times New Roman" w:hAnsi="Times New Roman"/>
-                <w:b/>
-                <w:bCs/>
-                <w:sz w:val="22"/>
-                <w:szCs w:val="22"/>
-              </w:rPr>
-              <w:t xml:space="preserve">Критерийлер (әрқайсысы 0–2 балл)</w:t>
+                <w:sz w:val="20"/>
+                <w:szCs w:val="20"/>
+              </w:rPr>
+              <w:t xml:space="preserve">Тапсырмалар (әрқайсысы 4 критерий × 0–2 балл)</w:t>
             </w:r>
           </w:p>
         </w:tc>
@@ -2278,125 +2230,152 @@
         </w:trPr>
         <w:tc>
           <w:tcPr>
-            <w:tcW w:type="dxa" w:w="650"/>
-            <w:tcBorders>
-              <w:top w:val="single" w:color="8C96A8" w:sz="4"/>
-              <w:left w:val="single" w:color="8C96A8" w:sz="4"/>
-              <w:bottom w:val="single" w:color="8C96A8" w:sz="4"/>
-              <w:right w:val="single" w:color="8C96A8" w:sz="4"/>
-            </w:tcBorders>
-            <w:tcMar>
-              <w:top w:type="dxa" w:w="50"/>
-              <w:left w:type="dxa" w:w="90"/>
-              <w:bottom w:type="dxa" w:w="50"/>
-              <w:right w:type="dxa" w:w="90"/>
-            </w:tcMar>
-          </w:tcPr>
-          <w:p>
-            <w:pPr>
-              <w:spacing w:after="0" w:line="240"/>
-              <w:jc w:val="left"/>
-            </w:pPr>
-            <w:r>
-              <w:rPr>
-                <w:rFonts w:ascii="Times New Roman" w:cs="Times New Roman" w:eastAsia="Times New Roman" w:hAnsi="Times New Roman"/>
-                <w:sz w:val="22"/>
-                <w:szCs w:val="22"/>
-              </w:rPr>
-              <w:t xml:space="preserve">P1</w:t>
-            </w:r>
-          </w:p>
-        </w:tc>
-        <w:tc>
-          <w:tcPr>
-            <w:tcW w:type="dxa" w:w="2600"/>
-            <w:tcBorders>
-              <w:top w:val="single" w:color="8C96A8" w:sz="4"/>
-              <w:left w:val="single" w:color="8C96A8" w:sz="4"/>
-              <w:bottom w:val="single" w:color="8C96A8" w:sz="4"/>
-              <w:right w:val="single" w:color="8C96A8" w:sz="4"/>
-            </w:tcBorders>
-            <w:tcMar>
-              <w:top w:type="dxa" w:w="50"/>
-              <w:left w:type="dxa" w:w="90"/>
-              <w:bottom w:type="dxa" w:w="50"/>
-              <w:right w:type="dxa" w:w="90"/>
-            </w:tcMar>
-          </w:tcPr>
-          <w:p>
-            <w:pPr>
-              <w:spacing w:after="0" w:line="240"/>
-              <w:jc w:val="left"/>
-            </w:pPr>
-            <w:r>
-              <w:rPr>
-                <w:rFonts w:ascii="Times New Roman" w:cs="Times New Roman" w:eastAsia="Times New Roman" w:hAnsi="Times New Roman"/>
-                <w:sz w:val="22"/>
-                <w:szCs w:val="22"/>
-              </w:rPr>
-              <w:t xml:space="preserve">Массивтен жұп сандарды іріктеу</w:t>
-            </w:r>
-          </w:p>
-        </w:tc>
-        <w:tc>
-          <w:tcPr>
-            <w:tcW w:type="dxa" w:w="2500"/>
-            <w:tcBorders>
-              <w:top w:val="single" w:color="8C96A8" w:sz="4"/>
-              <w:left w:val="single" w:color="8C96A8" w:sz="4"/>
-              <w:bottom w:val="single" w:color="8C96A8" w:sz="4"/>
-              <w:right w:val="single" w:color="8C96A8" w:sz="4"/>
-            </w:tcBorders>
-            <w:tcMar>
-              <w:top w:type="dxa" w:w="50"/>
-              <w:left w:type="dxa" w:w="90"/>
-              <w:bottom w:type="dxa" w:w="50"/>
-              <w:right w:type="dxa" w:w="90"/>
-            </w:tcMar>
-          </w:tcPr>
-          <w:p>
-            <w:pPr>
-              <w:spacing w:after="0" w:line="240"/>
-              <w:jc w:val="left"/>
-            </w:pPr>
-            <w:r>
-              <w:rPr>
-                <w:rFonts w:ascii="Times New Roman" w:cs="Times New Roman" w:eastAsia="Times New Roman" w:hAnsi="Times New Roman"/>
-                <w:sz w:val="22"/>
-                <w:szCs w:val="22"/>
-              </w:rPr>
-              <w:t xml:space="preserve">Массивтермен жұмыс, шартты өрнек құру</w:t>
-            </w:r>
-          </w:p>
-        </w:tc>
-        <w:tc>
-          <w:tcPr>
-            <w:tcW w:type="dxa" w:w="3605"/>
-            <w:tcBorders>
-              <w:top w:val="single" w:color="8C96A8" w:sz="4"/>
-              <w:left w:val="single" w:color="8C96A8" w:sz="4"/>
-              <w:bottom w:val="single" w:color="8C96A8" w:sz="4"/>
-              <w:right w:val="single" w:color="8C96A8" w:sz="4"/>
-            </w:tcBorders>
-            <w:tcMar>
-              <w:top w:type="dxa" w:w="50"/>
-              <w:left w:type="dxa" w:w="90"/>
-              <w:bottom w:type="dxa" w:w="50"/>
-              <w:right w:type="dxa" w:w="90"/>
-            </w:tcMar>
-          </w:tcPr>
-          <w:p>
-            <w:pPr>
-              <w:spacing w:after="0" w:line="240"/>
-              <w:jc w:val="left"/>
-            </w:pPr>
-            <w:r>
-              <w:rPr>
-                <w:rFonts w:ascii="Times New Roman" w:cs="Times New Roman" w:eastAsia="Times New Roman" w:hAnsi="Times New Roman"/>
-                <w:sz w:val="22"/>
-                <w:szCs w:val="22"/>
-              </w:rPr>
-              <w:t xml:space="preserve">return арқылы қайтару; массивті айналу; жұп сан шарты; түсіндірме</w:t>
+            <w:tcW w:type="dxa" w:w="1500"/>
+            <w:tcBorders>
+              <w:top w:val="single" w:color="8C96A8" w:sz="4"/>
+              <w:left w:val="single" w:color="8C96A8" w:sz="4"/>
+              <w:bottom w:val="single" w:color="8C96A8" w:sz="4"/>
+              <w:right w:val="single" w:color="8C96A8" w:sz="4"/>
+            </w:tcBorders>
+            <w:tcMar>
+              <w:top w:type="dxa" w:w="50"/>
+              <w:left w:type="dxa" w:w="90"/>
+              <w:bottom w:type="dxa" w:w="50"/>
+              <w:right w:type="dxa" w:w="90"/>
+            </w:tcMar>
+          </w:tcPr>
+          <w:p>
+            <w:pPr>
+              <w:spacing w:after="0" w:line="240"/>
+              <w:jc w:val="left"/>
+            </w:pPr>
+            <w:r>
+              <w:rPr>
+                <w:rFonts w:ascii="Times New Roman" w:cs="Times New Roman" w:eastAsia="Times New Roman" w:hAnsi="Times New Roman"/>
+                <w:b/>
+                <w:bCs/>
+                <w:sz w:val="20"/>
+                <w:szCs w:val="20"/>
+              </w:rPr>
+              <w:t xml:space="preserve">Бастапқы</w:t>
+            </w:r>
+          </w:p>
+        </w:tc>
+        <w:tc>
+          <w:tcPr>
+            <w:tcW w:type="dxa" w:w="1200"/>
+            <w:tcBorders>
+              <w:top w:val="single" w:color="8C96A8" w:sz="4"/>
+              <w:left w:val="single" w:color="8C96A8" w:sz="4"/>
+              <w:bottom w:val="single" w:color="8C96A8" w:sz="4"/>
+              <w:right w:val="single" w:color="8C96A8" w:sz="4"/>
+            </w:tcBorders>
+            <w:tcMar>
+              <w:top w:type="dxa" w:w="50"/>
+              <w:left w:type="dxa" w:w="90"/>
+              <w:bottom w:type="dxa" w:w="50"/>
+              <w:right w:type="dxa" w:w="90"/>
+            </w:tcMar>
+          </w:tcPr>
+          <w:p>
+            <w:pPr>
+              <w:spacing w:after="0" w:line="240"/>
+              <w:jc w:val="left"/>
+            </w:pPr>
+            <w:r>
+              <w:rPr>
+                <w:rFonts w:ascii="Times New Roman" w:cs="Times New Roman" w:eastAsia="Times New Roman" w:hAnsi="Times New Roman"/>
+                <w:sz w:val="20"/>
+                <w:szCs w:val="20"/>
+              </w:rPr>
+              <w:t xml:space="preserve">0–4</w:t>
+            </w:r>
+          </w:p>
+        </w:tc>
+        <w:tc>
+          <w:tcPr>
+            <w:tcW w:type="dxa" w:w="6655"/>
+            <w:tcBorders>
+              <w:top w:val="single" w:color="8C96A8" w:sz="4"/>
+              <w:left w:val="single" w:color="8C96A8" w:sz="4"/>
+              <w:bottom w:val="single" w:color="8C96A8" w:sz="4"/>
+              <w:right w:val="single" w:color="8C96A8" w:sz="4"/>
+            </w:tcBorders>
+            <w:tcMar>
+              <w:top w:type="dxa" w:w="50"/>
+              <w:left w:type="dxa" w:w="90"/>
+              <w:bottom w:type="dxa" w:w="50"/>
+              <w:right w:type="dxa" w:w="90"/>
+            </w:tcMar>
+          </w:tcPr>
+          <w:p>
+            <w:pPr>
+              <w:spacing w:after="0" w:line="240"/>
+              <w:jc w:val="left"/>
+            </w:pPr>
+            <w:r>
+              <w:rPr>
+                <w:rFonts w:ascii="Times New Roman" w:cs="Times New Roman" w:eastAsia="Times New Roman" w:hAnsi="Times New Roman"/>
+                <w:sz w:val="20"/>
+                <w:szCs w:val="20"/>
+              </w:rPr>
+              <w:t xml:space="preserve">A1 — Дауыс беру жасын тексеру</w:t>
+            </w:r>
+          </w:p>
+          <w:p>
+            <w:pPr>
+              <w:spacing w:after="0" w:line="240"/>
+              <w:jc w:val="left"/>
+            </w:pPr>
+            <w:r>
+              <w:rPr>
+                <w:rFonts w:ascii="Times New Roman" w:cs="Times New Roman" w:eastAsia="Times New Roman" w:hAnsi="Times New Roman"/>
+                <w:sz w:val="20"/>
+                <w:szCs w:val="20"/>
+              </w:rPr>
+              <w:t xml:space="preserve">A2 — 1-ден n-ге дейінгі сандардың қосындысы</w:t>
+            </w:r>
+          </w:p>
+          <w:p>
+            <w:pPr>
+              <w:spacing w:after="0" w:line="240"/>
+              <w:jc w:val="left"/>
+            </w:pPr>
+            <w:r>
+              <w:rPr>
+                <w:rFonts w:ascii="Times New Roman" w:cs="Times New Roman" w:eastAsia="Times New Roman" w:hAnsi="Times New Roman"/>
+                <w:sz w:val="20"/>
+                <w:szCs w:val="20"/>
+              </w:rPr>
+              <w:t xml:space="preserve">A3 — Мәтін түріндегі сандарды қосу</w:t>
+            </w:r>
+          </w:p>
+          <w:p>
+            <w:pPr>
+              <w:spacing w:after="0" w:line="240"/>
+              <w:jc w:val="left"/>
+            </w:pPr>
+            <w:r>
+              <w:rPr>
+                <w:rFonts w:ascii="Times New Roman" w:cs="Times New Roman" w:eastAsia="Times New Roman" w:hAnsi="Times New Roman"/>
+                <w:sz w:val="20"/>
+                <w:szCs w:val="20"/>
+              </w:rPr>
+              <w:t xml:space="preserve">A4 — Массивтің соңғы элементі</w:t>
+            </w:r>
+          </w:p>
+          <w:p>
+            <w:pPr>
+              <w:spacing w:after="0" w:line="240"/>
+              <w:jc w:val="left"/>
+            </w:pPr>
+            <w:r>
+              <w:rPr>
+                <w:rFonts w:ascii="Times New Roman" w:cs="Times New Roman" w:eastAsia="Times New Roman" w:hAnsi="Times New Roman"/>
+                <w:sz w:val="20"/>
+                <w:szCs w:val="20"/>
+              </w:rPr>
+              <w:t xml:space="preserve">A5 — Пайдаланушымен сәлемдесу</w:t>
             </w:r>
           </w:p>
         </w:tc>
@@ -2408,125 +2387,152 @@
         </w:trPr>
         <w:tc>
           <w:tcPr>
-            <w:tcW w:type="dxa" w:w="650"/>
-            <w:tcBorders>
-              <w:top w:val="single" w:color="8C96A8" w:sz="4"/>
-              <w:left w:val="single" w:color="8C96A8" w:sz="4"/>
-              <w:bottom w:val="single" w:color="8C96A8" w:sz="4"/>
-              <w:right w:val="single" w:color="8C96A8" w:sz="4"/>
-            </w:tcBorders>
-            <w:tcMar>
-              <w:top w:type="dxa" w:w="50"/>
-              <w:left w:type="dxa" w:w="90"/>
-              <w:bottom w:type="dxa" w:w="50"/>
-              <w:right w:type="dxa" w:w="90"/>
-            </w:tcMar>
-          </w:tcPr>
-          <w:p>
-            <w:pPr>
-              <w:spacing w:after="0" w:line="240"/>
-              <w:jc w:val="left"/>
-            </w:pPr>
-            <w:r>
-              <w:rPr>
-                <w:rFonts w:ascii="Times New Roman" w:cs="Times New Roman" w:eastAsia="Times New Roman" w:hAnsi="Times New Roman"/>
-                <w:sz w:val="22"/>
-                <w:szCs w:val="22"/>
-              </w:rPr>
-              <w:t xml:space="preserve">P2</w:t>
-            </w:r>
-          </w:p>
-        </w:tc>
-        <w:tc>
-          <w:tcPr>
-            <w:tcW w:type="dxa" w:w="2600"/>
-            <w:tcBorders>
-              <w:top w:val="single" w:color="8C96A8" w:sz="4"/>
-              <w:left w:val="single" w:color="8C96A8" w:sz="4"/>
-              <w:bottom w:val="single" w:color="8C96A8" w:sz="4"/>
-              <w:right w:val="single" w:color="8C96A8" w:sz="4"/>
-            </w:tcBorders>
-            <w:tcMar>
-              <w:top w:type="dxa" w:w="50"/>
-              <w:left w:type="dxa" w:w="90"/>
-              <w:bottom w:type="dxa" w:w="50"/>
-              <w:right w:type="dxa" w:w="90"/>
-            </w:tcMar>
-          </w:tcPr>
-          <w:p>
-            <w:pPr>
-              <w:spacing w:after="0" w:line="240"/>
-              <w:jc w:val="left"/>
-            </w:pPr>
-            <w:r>
-              <w:rPr>
-                <w:rFonts w:ascii="Times New Roman" w:cs="Times New Roman" w:eastAsia="Times New Roman" w:hAnsi="Times New Roman"/>
-                <w:sz w:val="22"/>
-                <w:szCs w:val="22"/>
-              </w:rPr>
-              <w:t xml:space="preserve">Массивтегі ең үлкен санды табу</w:t>
-            </w:r>
-          </w:p>
-        </w:tc>
-        <w:tc>
-          <w:tcPr>
-            <w:tcW w:type="dxa" w:w="2500"/>
-            <w:tcBorders>
-              <w:top w:val="single" w:color="8C96A8" w:sz="4"/>
-              <w:left w:val="single" w:color="8C96A8" w:sz="4"/>
-              <w:bottom w:val="single" w:color="8C96A8" w:sz="4"/>
-              <w:right w:val="single" w:color="8C96A8" w:sz="4"/>
-            </w:tcBorders>
-            <w:tcMar>
-              <w:top w:type="dxa" w:w="50"/>
-              <w:left w:type="dxa" w:w="90"/>
-              <w:bottom w:type="dxa" w:w="50"/>
-              <w:right w:type="dxa" w:w="90"/>
-            </w:tcMar>
-          </w:tcPr>
-          <w:p>
-            <w:pPr>
-              <w:spacing w:after="0" w:line="240"/>
-              <w:jc w:val="left"/>
-            </w:pPr>
-            <w:r>
-              <w:rPr>
-                <w:rFonts w:ascii="Times New Roman" w:cs="Times New Roman" w:eastAsia="Times New Roman" w:hAnsi="Times New Roman"/>
-                <w:sz w:val="22"/>
-                <w:szCs w:val="22"/>
-              </w:rPr>
-              <w:t xml:space="preserve">Алгоритмдік ойлау, цикл және салыстыру</w:t>
-            </w:r>
-          </w:p>
-        </w:tc>
-        <w:tc>
-          <w:tcPr>
-            <w:tcW w:type="dxa" w:w="3605"/>
-            <w:tcBorders>
-              <w:top w:val="single" w:color="8C96A8" w:sz="4"/>
-              <w:left w:val="single" w:color="8C96A8" w:sz="4"/>
-              <w:bottom w:val="single" w:color="8C96A8" w:sz="4"/>
-              <w:right w:val="single" w:color="8C96A8" w:sz="4"/>
-            </w:tcBorders>
-            <w:tcMar>
-              <w:top w:type="dxa" w:w="50"/>
-              <w:left w:type="dxa" w:w="90"/>
-              <w:bottom w:type="dxa" w:w="50"/>
-              <w:right w:type="dxa" w:w="90"/>
-            </w:tcMar>
-          </w:tcPr>
-          <w:p>
-            <w:pPr>
-              <w:spacing w:after="0" w:line="240"/>
-              <w:jc w:val="left"/>
-            </w:pPr>
-            <w:r>
-              <w:rPr>
-                <w:rFonts w:ascii="Times New Roman" w:cs="Times New Roman" w:eastAsia="Times New Roman" w:hAnsi="Times New Roman"/>
-                <w:sz w:val="22"/>
-                <w:szCs w:val="22"/>
-              </w:rPr>
-              <w:t xml:space="preserve">бастапқы мән; цикл шекарасы; салыстыру және жаңарту; бос массив және түсіндірме</w:t>
+            <w:tcW w:type="dxa" w:w="1500"/>
+            <w:tcBorders>
+              <w:top w:val="single" w:color="8C96A8" w:sz="4"/>
+              <w:left w:val="single" w:color="8C96A8" w:sz="4"/>
+              <w:bottom w:val="single" w:color="8C96A8" w:sz="4"/>
+              <w:right w:val="single" w:color="8C96A8" w:sz="4"/>
+            </w:tcBorders>
+            <w:tcMar>
+              <w:top w:type="dxa" w:w="50"/>
+              <w:left w:type="dxa" w:w="90"/>
+              <w:bottom w:type="dxa" w:w="50"/>
+              <w:right w:type="dxa" w:w="90"/>
+            </w:tcMar>
+          </w:tcPr>
+          <w:p>
+            <w:pPr>
+              <w:spacing w:after="0" w:line="240"/>
+              <w:jc w:val="left"/>
+            </w:pPr>
+            <w:r>
+              <w:rPr>
+                <w:rFonts w:ascii="Times New Roman" w:cs="Times New Roman" w:eastAsia="Times New Roman" w:hAnsi="Times New Roman"/>
+                <w:b/>
+                <w:bCs/>
+                <w:sz w:val="20"/>
+                <w:szCs w:val="20"/>
+              </w:rPr>
+              <w:t xml:space="preserve">Орта</w:t>
+            </w:r>
+          </w:p>
+        </w:tc>
+        <w:tc>
+          <w:tcPr>
+            <w:tcW w:type="dxa" w:w="1200"/>
+            <w:tcBorders>
+              <w:top w:val="single" w:color="8C96A8" w:sz="4"/>
+              <w:left w:val="single" w:color="8C96A8" w:sz="4"/>
+              <w:bottom w:val="single" w:color="8C96A8" w:sz="4"/>
+              <w:right w:val="single" w:color="8C96A8" w:sz="4"/>
+            </w:tcBorders>
+            <w:tcMar>
+              <w:top w:type="dxa" w:w="50"/>
+              <w:left w:type="dxa" w:w="90"/>
+              <w:bottom w:type="dxa" w:w="50"/>
+              <w:right w:type="dxa" w:w="90"/>
+            </w:tcMar>
+          </w:tcPr>
+          <w:p>
+            <w:pPr>
+              <w:spacing w:after="0" w:line="240"/>
+              <w:jc w:val="left"/>
+            </w:pPr>
+            <w:r>
+              <w:rPr>
+                <w:rFonts w:ascii="Times New Roman" w:cs="Times New Roman" w:eastAsia="Times New Roman" w:hAnsi="Times New Roman"/>
+                <w:sz w:val="20"/>
+                <w:szCs w:val="20"/>
+              </w:rPr>
+              <w:t xml:space="preserve">5–7</w:t>
+            </w:r>
+          </w:p>
+        </w:tc>
+        <w:tc>
+          <w:tcPr>
+            <w:tcW w:type="dxa" w:w="6655"/>
+            <w:tcBorders>
+              <w:top w:val="single" w:color="8C96A8" w:sz="4"/>
+              <w:left w:val="single" w:color="8C96A8" w:sz="4"/>
+              <w:bottom w:val="single" w:color="8C96A8" w:sz="4"/>
+              <w:right w:val="single" w:color="8C96A8" w:sz="4"/>
+            </w:tcBorders>
+            <w:tcMar>
+              <w:top w:type="dxa" w:w="50"/>
+              <w:left w:type="dxa" w:w="90"/>
+              <w:bottom w:type="dxa" w:w="50"/>
+              <w:right w:type="dxa" w:w="90"/>
+            </w:tcMar>
+          </w:tcPr>
+          <w:p>
+            <w:pPr>
+              <w:spacing w:after="0" w:line="240"/>
+              <w:jc w:val="left"/>
+            </w:pPr>
+            <w:r>
+              <w:rPr>
+                <w:rFonts w:ascii="Times New Roman" w:cs="Times New Roman" w:eastAsia="Times New Roman" w:hAnsi="Times New Roman"/>
+                <w:sz w:val="20"/>
+                <w:szCs w:val="20"/>
+              </w:rPr>
+              <w:t xml:space="preserve">P1 — Массивтен жұп сандарды іріктеу</w:t>
+            </w:r>
+          </w:p>
+          <w:p>
+            <w:pPr>
+              <w:spacing w:after="0" w:line="240"/>
+              <w:jc w:val="left"/>
+            </w:pPr>
+            <w:r>
+              <w:rPr>
+                <w:rFonts w:ascii="Times New Roman" w:cs="Times New Roman" w:eastAsia="Times New Roman" w:hAnsi="Times New Roman"/>
+                <w:sz w:val="20"/>
+                <w:szCs w:val="20"/>
+              </w:rPr>
+              <w:t xml:space="preserve">P2 — Массивтегі ең үлкен санды табу</w:t>
+            </w:r>
+          </w:p>
+          <w:p>
+            <w:pPr>
+              <w:spacing w:after="0" w:line="240"/>
+              <w:jc w:val="left"/>
+            </w:pPr>
+            <w:r>
+              <w:rPr>
+                <w:rFonts w:ascii="Times New Roman" w:cs="Times New Roman" w:eastAsia="Times New Roman" w:hAnsi="Times New Roman"/>
+                <w:sz w:val="20"/>
+                <w:szCs w:val="20"/>
+              </w:rPr>
+              <w:t xml:space="preserve">P3 — Батырма басу санағышы (DOM және оқиғалар)</w:t>
+            </w:r>
+          </w:p>
+          <w:p>
+            <w:pPr>
+              <w:spacing w:after="0" w:line="240"/>
+              <w:jc w:val="left"/>
+            </w:pPr>
+            <w:r>
+              <w:rPr>
+                <w:rFonts w:ascii="Times New Roman" w:cs="Times New Roman" w:eastAsia="Times New Roman" w:hAnsi="Times New Roman"/>
+                <w:sz w:val="20"/>
+                <w:szCs w:val="20"/>
+              </w:rPr>
+              <w:t xml:space="preserve">P4 — Мәтіндегі сөздерді санау</w:t>
+            </w:r>
+          </w:p>
+          <w:p>
+            <w:pPr>
+              <w:spacing w:after="0" w:line="240"/>
+              <w:jc w:val="left"/>
+            </w:pPr>
+            <w:r>
+              <w:rPr>
+                <w:rFonts w:ascii="Times New Roman" w:cs="Times New Roman" w:eastAsia="Times New Roman" w:hAnsi="Times New Roman"/>
+                <w:sz w:val="20"/>
+                <w:szCs w:val="20"/>
+              </w:rPr>
+              <w:t xml:space="preserve">P5 — Себеттегі тауарлардың жалпы бағасы</w:t>
             </w:r>
           </w:p>
         </w:tc>
@@ -2538,125 +2544,152 @@
         </w:trPr>
         <w:tc>
           <w:tcPr>
-            <w:tcW w:type="dxa" w:w="650"/>
-            <w:tcBorders>
-              <w:top w:val="single" w:color="8C96A8" w:sz="4"/>
-              <w:left w:val="single" w:color="8C96A8" w:sz="4"/>
-              <w:bottom w:val="single" w:color="8C96A8" w:sz="4"/>
-              <w:right w:val="single" w:color="8C96A8" w:sz="4"/>
-            </w:tcBorders>
-            <w:tcMar>
-              <w:top w:type="dxa" w:w="50"/>
-              <w:left w:type="dxa" w:w="90"/>
-              <w:bottom w:type="dxa" w:w="50"/>
-              <w:right w:type="dxa" w:w="90"/>
-            </w:tcMar>
-          </w:tcPr>
-          <w:p>
-            <w:pPr>
-              <w:spacing w:after="0" w:line="240"/>
-              <w:jc w:val="left"/>
-            </w:pPr>
-            <w:r>
-              <w:rPr>
-                <w:rFonts w:ascii="Times New Roman" w:cs="Times New Roman" w:eastAsia="Times New Roman" w:hAnsi="Times New Roman"/>
-                <w:sz w:val="22"/>
-                <w:szCs w:val="22"/>
-              </w:rPr>
-              <w:t xml:space="preserve">P3</w:t>
-            </w:r>
-          </w:p>
-        </w:tc>
-        <w:tc>
-          <w:tcPr>
-            <w:tcW w:type="dxa" w:w="2600"/>
-            <w:tcBorders>
-              <w:top w:val="single" w:color="8C96A8" w:sz="4"/>
-              <w:left w:val="single" w:color="8C96A8" w:sz="4"/>
-              <w:bottom w:val="single" w:color="8C96A8" w:sz="4"/>
-              <w:right w:val="single" w:color="8C96A8" w:sz="4"/>
-            </w:tcBorders>
-            <w:tcMar>
-              <w:top w:type="dxa" w:w="50"/>
-              <w:left w:type="dxa" w:w="90"/>
-              <w:bottom w:type="dxa" w:w="50"/>
-              <w:right w:type="dxa" w:w="90"/>
-            </w:tcMar>
-          </w:tcPr>
-          <w:p>
-            <w:pPr>
-              <w:spacing w:after="0" w:line="240"/>
-              <w:jc w:val="left"/>
-            </w:pPr>
-            <w:r>
-              <w:rPr>
-                <w:rFonts w:ascii="Times New Roman" w:cs="Times New Roman" w:eastAsia="Times New Roman" w:hAnsi="Times New Roman"/>
-                <w:sz w:val="22"/>
-                <w:szCs w:val="22"/>
-              </w:rPr>
-              <w:t xml:space="preserve">Батырма басу санағышы (DOM және оқиғалар)</w:t>
-            </w:r>
-          </w:p>
-        </w:tc>
-        <w:tc>
-          <w:tcPr>
-            <w:tcW w:type="dxa" w:w="2500"/>
-            <w:tcBorders>
-              <w:top w:val="single" w:color="8C96A8" w:sz="4"/>
-              <w:left w:val="single" w:color="8C96A8" w:sz="4"/>
-              <w:bottom w:val="single" w:color="8C96A8" w:sz="4"/>
-              <w:right w:val="single" w:color="8C96A8" w:sz="4"/>
-            </w:tcBorders>
-            <w:tcMar>
-              <w:top w:type="dxa" w:w="50"/>
-              <w:left w:type="dxa" w:w="90"/>
-              <w:bottom w:type="dxa" w:w="50"/>
-              <w:right w:type="dxa" w:w="90"/>
-            </w:tcMar>
-          </w:tcPr>
-          <w:p>
-            <w:pPr>
-              <w:spacing w:after="0" w:line="240"/>
-              <w:jc w:val="left"/>
-            </w:pPr>
-            <w:r>
-              <w:rPr>
-                <w:rFonts w:ascii="Times New Roman" w:cs="Times New Roman" w:eastAsia="Times New Roman" w:hAnsi="Times New Roman"/>
-                <w:sz w:val="22"/>
-                <w:szCs w:val="22"/>
-              </w:rPr>
-              <w:t xml:space="preserve">DOM элементтерімен жұмыс, оқиғаларды өңдеу</w:t>
-            </w:r>
-          </w:p>
-        </w:tc>
-        <w:tc>
-          <w:tcPr>
-            <w:tcW w:type="dxa" w:w="3605"/>
-            <w:tcBorders>
-              <w:top w:val="single" w:color="8C96A8" w:sz="4"/>
-              <w:left w:val="single" w:color="8C96A8" w:sz="4"/>
-              <w:bottom w:val="single" w:color="8C96A8" w:sz="4"/>
-              <w:right w:val="single" w:color="8C96A8" w:sz="4"/>
-            </w:tcBorders>
-            <w:tcMar>
-              <w:top w:type="dxa" w:w="50"/>
-              <w:left w:type="dxa" w:w="90"/>
-              <w:bottom w:type="dxa" w:w="50"/>
-              <w:right w:type="dxa" w:w="90"/>
-            </w:tcMar>
-          </w:tcPr>
-          <w:p>
-            <w:pPr>
-              <w:spacing w:after="0" w:line="240"/>
-              <w:jc w:val="left"/>
-            </w:pPr>
-            <w:r>
-              <w:rPr>
-                <w:rFonts w:ascii="Times New Roman" w:cs="Times New Roman" w:eastAsia="Times New Roman" w:hAnsi="Times New Roman"/>
-                <w:sz w:val="22"/>
-                <w:szCs w:val="22"/>
-              </w:rPr>
-              <w:t xml:space="preserve">DOM элементтері; оқиға өңдеуші; санақ күйі; 10-шарты және түсіндірме</w:t>
+            <w:tcW w:type="dxa" w:w="1500"/>
+            <w:tcBorders>
+              <w:top w:val="single" w:color="8C96A8" w:sz="4"/>
+              <w:left w:val="single" w:color="8C96A8" w:sz="4"/>
+              <w:bottom w:val="single" w:color="8C96A8" w:sz="4"/>
+              <w:right w:val="single" w:color="8C96A8" w:sz="4"/>
+            </w:tcBorders>
+            <w:tcMar>
+              <w:top w:type="dxa" w:w="50"/>
+              <w:left w:type="dxa" w:w="90"/>
+              <w:bottom w:type="dxa" w:w="50"/>
+              <w:right w:type="dxa" w:w="90"/>
+            </w:tcMar>
+          </w:tcPr>
+          <w:p>
+            <w:pPr>
+              <w:spacing w:after="0" w:line="240"/>
+              <w:jc w:val="left"/>
+            </w:pPr>
+            <w:r>
+              <w:rPr>
+                <w:rFonts w:ascii="Times New Roman" w:cs="Times New Roman" w:eastAsia="Times New Roman" w:hAnsi="Times New Roman"/>
+                <w:b/>
+                <w:bCs/>
+                <w:sz w:val="20"/>
+                <w:szCs w:val="20"/>
+              </w:rPr>
+              <w:t xml:space="preserve">Жоғары</w:t>
+            </w:r>
+          </w:p>
+        </w:tc>
+        <w:tc>
+          <w:tcPr>
+            <w:tcW w:type="dxa" w:w="1200"/>
+            <w:tcBorders>
+              <w:top w:val="single" w:color="8C96A8" w:sz="4"/>
+              <w:left w:val="single" w:color="8C96A8" w:sz="4"/>
+              <w:bottom w:val="single" w:color="8C96A8" w:sz="4"/>
+              <w:right w:val="single" w:color="8C96A8" w:sz="4"/>
+            </w:tcBorders>
+            <w:tcMar>
+              <w:top w:type="dxa" w:w="50"/>
+              <w:left w:type="dxa" w:w="90"/>
+              <w:bottom w:type="dxa" w:w="50"/>
+              <w:right w:type="dxa" w:w="90"/>
+            </w:tcMar>
+          </w:tcPr>
+          <w:p>
+            <w:pPr>
+              <w:spacing w:after="0" w:line="240"/>
+              <w:jc w:val="left"/>
+            </w:pPr>
+            <w:r>
+              <w:rPr>
+                <w:rFonts w:ascii="Times New Roman" w:cs="Times New Roman" w:eastAsia="Times New Roman" w:hAnsi="Times New Roman"/>
+                <w:sz w:val="20"/>
+                <w:szCs w:val="20"/>
+              </w:rPr>
+              <w:t xml:space="preserve">8–10</w:t>
+            </w:r>
+          </w:p>
+        </w:tc>
+        <w:tc>
+          <w:tcPr>
+            <w:tcW w:type="dxa" w:w="6655"/>
+            <w:tcBorders>
+              <w:top w:val="single" w:color="8C96A8" w:sz="4"/>
+              <w:left w:val="single" w:color="8C96A8" w:sz="4"/>
+              <w:bottom w:val="single" w:color="8C96A8" w:sz="4"/>
+              <w:right w:val="single" w:color="8C96A8" w:sz="4"/>
+            </w:tcBorders>
+            <w:tcMar>
+              <w:top w:type="dxa" w:w="50"/>
+              <w:left w:type="dxa" w:w="90"/>
+              <w:bottom w:type="dxa" w:w="50"/>
+              <w:right w:type="dxa" w:w="90"/>
+            </w:tcMar>
+          </w:tcPr>
+          <w:p>
+            <w:pPr>
+              <w:spacing w:after="0" w:line="240"/>
+              <w:jc w:val="left"/>
+            </w:pPr>
+            <w:r>
+              <w:rPr>
+                <w:rFonts w:ascii="Times New Roman" w:cs="Times New Roman" w:eastAsia="Times New Roman" w:hAnsi="Times New Roman"/>
+                <w:sz w:val="20"/>
+                <w:szCs w:val="20"/>
+              </w:rPr>
+              <w:t xml:space="preserve">C1 — Әріптердің жиілік сөздігі</w:t>
+            </w:r>
+          </w:p>
+          <w:p>
+            <w:pPr>
+              <w:spacing w:after="0" w:line="240"/>
+              <w:jc w:val="left"/>
+            </w:pPr>
+            <w:r>
+              <w:rPr>
+                <w:rFonts w:ascii="Times New Roman" w:cs="Times New Roman" w:eastAsia="Times New Roman" w:hAnsi="Times New Roman"/>
+                <w:sz w:val="20"/>
+                <w:szCs w:val="20"/>
+              </w:rPr>
+              <w:t xml:space="preserve">C2 — Қайталанбайтын элементтер</w:t>
+            </w:r>
+          </w:p>
+          <w:p>
+            <w:pPr>
+              <w:spacing w:after="0" w:line="240"/>
+              <w:jc w:val="left"/>
+            </w:pPr>
+            <w:r>
+              <w:rPr>
+                <w:rFonts w:ascii="Times New Roman" w:cs="Times New Roman" w:eastAsia="Times New Roman" w:hAnsi="Times New Roman"/>
+                <w:sz w:val="20"/>
+                <w:szCs w:val="20"/>
+              </w:rPr>
+              <w:t xml:space="preserve">C3 — Тізімді іздеу арқылы сүзу</w:t>
+            </w:r>
+          </w:p>
+          <w:p>
+            <w:pPr>
+              <w:spacing w:after="0" w:line="240"/>
+              <w:jc w:val="left"/>
+            </w:pPr>
+            <w:r>
+              <w:rPr>
+                <w:rFonts w:ascii="Times New Roman" w:cs="Times New Roman" w:eastAsia="Times New Roman" w:hAnsi="Times New Roman"/>
+                <w:sz w:val="20"/>
+                <w:szCs w:val="20"/>
+              </w:rPr>
+              <w:t xml:space="preserve">C4 — Санағыш функция (тұйықталу)</w:t>
+            </w:r>
+          </w:p>
+          <w:p>
+            <w:pPr>
+              <w:spacing w:after="0" w:line="240"/>
+              <w:jc w:val="left"/>
+            </w:pPr>
+            <w:r>
+              <w:rPr>
+                <w:rFonts w:ascii="Times New Roman" w:cs="Times New Roman" w:eastAsia="Times New Roman" w:hAnsi="Times New Roman"/>
+                <w:sz w:val="20"/>
+                <w:szCs w:val="20"/>
+              </w:rPr>
+              <w:t xml:space="preserve">C5 — Үздік студенттер тізімі</w:t>
             </w:r>
           </w:p>
         </w:tc>
@@ -2672,7 +2705,7 @@
         <w:rPr>
           <w:rFonts w:ascii="Times New Roman" w:cs="Times New Roman" w:eastAsia="Times New Roman" w:hAnsi="Times New Roman"/>
         </w:rPr>
-        <w:t xml:space="preserve">Әр критерий 0–2 балмен бағаланады (бір тапсырмаға 8 балл) және әр деңгейдің сипаттамасы бар (мысалы, P1 тапсырмасының 1-критерийі: 0 — функция жоқ; 1 — нәтиже return арқылы қайтарылмайды; 2 — функция нәтижені return арқылы қайтарады). Деңгей сипаттамалары ЖИ сұранысына да енгізіледі, сондықтан ЖИ мен педагог бірдей өлшемге сүйенеді.</w:t>
+        <w:t xml:space="preserve">Әр критерийдің 0/1/2 деңгей сипаттамасы бар; олар ЖИ сұранысына да енгізіледі, сондықтан ЖИ мен педагог бірдей өлшемге сүйенеді. Барлық тапсырма, рубрика және қорытынды тест Қосымша А-да толық келтірілген.</w:t>
       </w:r>
     </w:p>
     <w:p>
@@ -2697,7 +2730,7 @@
         <w:rPr>
           <w:rFonts w:ascii="Times New Roman" w:cs="Times New Roman" w:eastAsia="Times New Roman" w:hAnsi="Times New Roman"/>
         </w:rPr>
-        <w:t xml:space="preserve">Деректер құрылымы бағдарламалауға дейін жобаланды. Firestore-да алты жинақ қолданылады (4-кесте). Әр жауапқа бірегей response_id беріледі; ол қатысушы коды мен тапсырма кодынан есептелетіндіктен, қайта жіберу көшірме жасамайды. Түзетілген талпыныстар R-XXXXXXXX-2, -3 кодтарымен бөлек сақталып, root_id өрісі арқылы бастапқы жауапқа байланады. Осы кодтар арқылы жауап, ЖИ нәтижесі және педагог тексеруі байланыстырылады.</w:t>
+        <w:t xml:space="preserve">Деректер құрылымы бағдарламалауға дейін жобаланды. Firestore-да сегіз жинақ қолданылады (4-кесте). Әр жауапқа бірегей response_id беріледі; ол қатысушы коды мен тапсырма кодынан есептелетіндіктен, қайта жіберу көшірме жасамайды. Түзетілген талпыныстар R-XXXXXXXX-2, -3 кодтарымен бөлек сақталып, root_id өрісі арқылы бастапқы жауапқа байланады. Осы кодтар арқылы жауап, ЖИ нәтижесі және педагог тексеруі байланыстырылады.</w:t>
       </w:r>
     </w:p>
     <w:p>
@@ -3281,7 +3314,7 @@
                 <w:sz w:val="22"/>
                 <w:szCs w:val="22"/>
               </w:rPr>
-              <w:t xml:space="preserve">test_results</w:t>
+              <w:t xml:space="preserve">test_results / post_test_results</w:t>
             </w:r>
           </w:p>
         </w:tc>
@@ -3343,7 +3376,108 @@
                 <w:sz w:val="22"/>
                 <w:szCs w:val="22"/>
               </w:rPr>
-              <w:t xml:space="preserve">Әр сұрақтың нәтижесі мен тақырыбы, жалпы балл, тест нұсқасы</w:t>
+              <w:t xml:space="preserve">Диагностикалық / қорытынды тест: әр сұрақтың нәтижесі мен тақырыбы, балл, деңгей</w:t>
+            </w:r>
+          </w:p>
+        </w:tc>
+      </w:tr>
+      <w:tr>
+        <w:trPr>
+          <w:cantSplit/>
+          <w:tblHeader w:val="off"/>
+        </w:trPr>
+        <w:tc>
+          <w:tcPr>
+            <w:tcW w:type="dxa" w:w="1900"/>
+            <w:tcBorders>
+              <w:top w:val="single" w:color="8C96A8" w:sz="4"/>
+              <w:left w:val="single" w:color="8C96A8" w:sz="4"/>
+              <w:bottom w:val="single" w:color="8C96A8" w:sz="4"/>
+              <w:right w:val="single" w:color="8C96A8" w:sz="4"/>
+            </w:tcBorders>
+            <w:tcMar>
+              <w:top w:type="dxa" w:w="50"/>
+              <w:left w:type="dxa" w:w="90"/>
+              <w:bottom w:type="dxa" w:w="50"/>
+              <w:right w:type="dxa" w:w="90"/>
+            </w:tcMar>
+          </w:tcPr>
+          <w:p>
+            <w:pPr>
+              <w:spacing w:after="0" w:line="240"/>
+              <w:jc w:val="left"/>
+            </w:pPr>
+            <w:r>
+              <w:rPr>
+                <w:rFonts w:ascii="Times New Roman" w:cs="Times New Roman" w:eastAsia="Times New Roman" w:hAnsi="Times New Roman"/>
+                <w:b/>
+                <w:bCs/>
+                <w:sz w:val="22"/>
+                <w:szCs w:val="22"/>
+              </w:rPr>
+              <w:t xml:space="preserve">assignments</w:t>
+            </w:r>
+          </w:p>
+        </w:tc>
+        <w:tc>
+          <w:tcPr>
+            <w:tcW w:type="dxa" w:w="1700"/>
+            <w:tcBorders>
+              <w:top w:val="single" w:color="8C96A8" w:sz="4"/>
+              <w:left w:val="single" w:color="8C96A8" w:sz="4"/>
+              <w:bottom w:val="single" w:color="8C96A8" w:sz="4"/>
+              <w:right w:val="single" w:color="8C96A8" w:sz="4"/>
+            </w:tcBorders>
+            <w:tcMar>
+              <w:top w:type="dxa" w:w="50"/>
+              <w:left w:type="dxa" w:w="90"/>
+              <w:bottom w:type="dxa" w:w="50"/>
+              <w:right w:type="dxa" w:w="90"/>
+            </w:tcMar>
+          </w:tcPr>
+          <w:p>
+            <w:pPr>
+              <w:spacing w:after="0" w:line="240"/>
+              <w:jc w:val="left"/>
+            </w:pPr>
+            <w:r>
+              <w:rPr>
+                <w:rFonts w:ascii="Times New Roman" w:cs="Times New Roman" w:eastAsia="Times New Roman" w:hAnsi="Times New Roman"/>
+                <w:sz w:val="22"/>
+                <w:szCs w:val="22"/>
+              </w:rPr>
+              <w:t xml:space="preserve">қатысушы коды</w:t>
+            </w:r>
+          </w:p>
+        </w:tc>
+        <w:tc>
+          <w:tcPr>
+            <w:tcW w:type="dxa" w:w="5755"/>
+            <w:tcBorders>
+              <w:top w:val="single" w:color="8C96A8" w:sz="4"/>
+              <w:left w:val="single" w:color="8C96A8" w:sz="4"/>
+              <w:bottom w:val="single" w:color="8C96A8" w:sz="4"/>
+              <w:right w:val="single" w:color="8C96A8" w:sz="4"/>
+            </w:tcBorders>
+            <w:tcMar>
+              <w:top w:type="dxa" w:w="50"/>
+              <w:left w:type="dxa" w:w="90"/>
+              <w:bottom w:type="dxa" w:w="50"/>
+              <w:right w:type="dxa" w:w="90"/>
+            </w:tcMar>
+          </w:tcPr>
+          <w:p>
+            <w:pPr>
+              <w:spacing w:after="0" w:line="240"/>
+              <w:jc w:val="left"/>
+            </w:pPr>
+            <w:r>
+              <w:rPr>
+                <w:rFonts w:ascii="Times New Roman" w:cs="Times New Roman" w:eastAsia="Times New Roman" w:hAnsi="Times New Roman"/>
+                <w:sz w:val="22"/>
+                <w:szCs w:val="22"/>
+              </w:rPr>
+              <w:t xml:space="preserve">Деңгей, әлсіз тақырыптар, таңдалған тапсырма, таңдау себебі, кім таңдады (ЖИ/авто), модель</w:t>
             </w:r>
           </w:p>
         </w:tc>
@@ -3503,776 +3637,7 @@
         <w:rPr>
           <w:rFonts w:ascii="Times New Roman" w:cs="Times New Roman" w:eastAsia="Times New Roman" w:hAnsi="Times New Roman"/>
         </w:rPr>
-        <w:t xml:space="preserve">Интеграция реті: API кілті сервердің орта айнымалысына енгізілді; серверден қысқа сынақ сұранысы жіберіліп (check_ai.py), жауап құрылымы қаралды; педагогикалық нұсқаулық дайындалды; нәтиже бекітілген өрістер түрінде сұралады және құрылым тексерілгеннен кейін ғана сақталады.</w:t>
-      </w:r>
-    </w:p>
-    <w:p>
-      <w:pPr>
-        <w:spacing w:after="60" w:before="0"/>
-        <w:ind w:firstLine="709"/>
-        <w:jc w:val="both"/>
-      </w:pPr>
-      <w:r>
-        <w:rPr>
-          <w:rFonts w:ascii="Times New Roman" w:cs="Times New Roman" w:eastAsia="Times New Roman" w:hAnsi="Times New Roman"/>
-        </w:rPr>
-        <w:t xml:space="preserve">Жүйелік нұсқаулық ЖИ-ге қалыптастырушы кері байланыс беретін көмекші рөлін береді: жауапты тек тапсырма мен рубрика негізінде талдау, жауаптағы нұсқауларды орындамау, әр критерийге балл қою, дайын шешімді жазбау және қазақ тілінде жауап беру. Сұранысқа тапсырма, рубрика деңгейлері, күтілетін жауап, жиі қателер және &lt;&lt;&lt; &gt;&gt;&gt; белгілерімен шектелген қатысушы жауабы қосылады. Толық мәтін мен жауап үлгісі Қосымша Ә-де берілген.</w:t>
-      </w:r>
-    </w:p>
-    <w:p>
-      <w:pPr>
-        <w:keepNext/>
-        <w:spacing w:after="60" w:before="120"/>
-        <w:jc w:val="left"/>
-      </w:pPr>
-      <w:r>
-        <w:rPr>
-          <w:rFonts w:ascii="Times New Roman" w:cs="Times New Roman" w:eastAsia="Times New Roman" w:hAnsi="Times New Roman"/>
-          <w:i/>
-          <w:iCs/>
-          <w:sz w:val="24"/>
-          <w:szCs w:val="24"/>
-        </w:rPr>
-        <w:t xml:space="preserve">5-кесте – ЖИ жауабының өрістері және сервердегі тексеру</w:t>
-      </w:r>
-    </w:p>
-    <w:tbl>
-      <w:tblPr>
-        <w:tblW w:type="dxa" w:w="9355"/>
-        <w:tblBorders>
-          <w:top w:val="single" w:color="auto" w:sz="4"/>
-          <w:left w:val="single" w:color="auto" w:sz="4"/>
-          <w:bottom w:val="single" w:color="auto" w:sz="4"/>
-          <w:right w:val="single" w:color="auto" w:sz="4"/>
-          <w:insideH w:val="single" w:color="auto" w:sz="4"/>
-          <w:insideV w:val="single" w:color="auto" w:sz="4"/>
-        </w:tblBorders>
-        <w:tblLayout w:type="fixed"/>
-      </w:tblPr>
-      <w:tblGrid>
-        <w:gridCol w:w="2100"/>
-        <w:gridCol w:w="3800"/>
-        <w:gridCol w:w="3455"/>
-      </w:tblGrid>
-      <w:tr>
-        <w:trPr>
-          <w:cantSplit/>
-          <w:tblHeader/>
-        </w:trPr>
-        <w:tc>
-          <w:tcPr>
-            <w:tcW w:type="dxa" w:w="2100"/>
-            <w:tcBorders>
-              <w:top w:val="single" w:color="8C96A8" w:sz="4"/>
-              <w:left w:val="single" w:color="8C96A8" w:sz="4"/>
-              <w:bottom w:val="single" w:color="8C96A8" w:sz="4"/>
-              <w:right w:val="single" w:color="8C96A8" w:sz="4"/>
-            </w:tcBorders>
-            <w:shd w:fill="DCE3F0" w:color="auto" w:val="clear"/>
-            <w:tcMar>
-              <w:top w:type="dxa" w:w="50"/>
-              <w:left w:type="dxa" w:w="90"/>
-              <w:bottom w:type="dxa" w:w="50"/>
-              <w:right w:type="dxa" w:w="90"/>
-            </w:tcMar>
-          </w:tcPr>
-          <w:p>
-            <w:pPr>
-              <w:spacing w:after="0" w:line="240"/>
-              <w:jc w:val="left"/>
-            </w:pPr>
-            <w:r>
-              <w:rPr>
-                <w:rFonts w:ascii="Times New Roman" w:cs="Times New Roman" w:eastAsia="Times New Roman" w:hAnsi="Times New Roman"/>
-                <w:b/>
-                <w:bCs/>
-                <w:sz w:val="22"/>
-                <w:szCs w:val="22"/>
-              </w:rPr>
-              <w:t xml:space="preserve">Өріс</w:t>
-            </w:r>
-          </w:p>
-        </w:tc>
-        <w:tc>
-          <w:tcPr>
-            <w:tcW w:type="dxa" w:w="3800"/>
-            <w:tcBorders>
-              <w:top w:val="single" w:color="8C96A8" w:sz="4"/>
-              <w:left w:val="single" w:color="8C96A8" w:sz="4"/>
-              <w:bottom w:val="single" w:color="8C96A8" w:sz="4"/>
-              <w:right w:val="single" w:color="8C96A8" w:sz="4"/>
-            </w:tcBorders>
-            <w:shd w:fill="DCE3F0" w:color="auto" w:val="clear"/>
-            <w:tcMar>
-              <w:top w:type="dxa" w:w="50"/>
-              <w:left w:type="dxa" w:w="90"/>
-              <w:bottom w:type="dxa" w:w="50"/>
-              <w:right w:type="dxa" w:w="90"/>
-            </w:tcMar>
-          </w:tcPr>
-          <w:p>
-            <w:pPr>
-              <w:spacing w:after="0" w:line="240"/>
-              <w:jc w:val="left"/>
-            </w:pPr>
-            <w:r>
-              <w:rPr>
-                <w:rFonts w:ascii="Times New Roman" w:cs="Times New Roman" w:eastAsia="Times New Roman" w:hAnsi="Times New Roman"/>
-                <w:b/>
-                <w:bCs/>
-                <w:sz w:val="22"/>
-                <w:szCs w:val="22"/>
-              </w:rPr>
-              <w:t xml:space="preserve">Мазмұны</w:t>
-            </w:r>
-          </w:p>
-        </w:tc>
-        <w:tc>
-          <w:tcPr>
-            <w:tcW w:type="dxa" w:w="3455"/>
-            <w:tcBorders>
-              <w:top w:val="single" w:color="8C96A8" w:sz="4"/>
-              <w:left w:val="single" w:color="8C96A8" w:sz="4"/>
-              <w:bottom w:val="single" w:color="8C96A8" w:sz="4"/>
-              <w:right w:val="single" w:color="8C96A8" w:sz="4"/>
-            </w:tcBorders>
-            <w:shd w:fill="DCE3F0" w:color="auto" w:val="clear"/>
-            <w:tcMar>
-              <w:top w:type="dxa" w:w="50"/>
-              <w:left w:type="dxa" w:w="90"/>
-              <w:bottom w:type="dxa" w:w="50"/>
-              <w:right w:type="dxa" w:w="90"/>
-            </w:tcMar>
-          </w:tcPr>
-          <w:p>
-            <w:pPr>
-              <w:spacing w:after="0" w:line="240"/>
-              <w:jc w:val="left"/>
-            </w:pPr>
-            <w:r>
-              <w:rPr>
-                <w:rFonts w:ascii="Times New Roman" w:cs="Times New Roman" w:eastAsia="Times New Roman" w:hAnsi="Times New Roman"/>
-                <w:b/>
-                <w:bCs/>
-                <w:sz w:val="22"/>
-                <w:szCs w:val="22"/>
-              </w:rPr>
-              <w:t xml:space="preserve">Сервердегі тексеру</w:t>
-            </w:r>
-          </w:p>
-        </w:tc>
-      </w:tr>
-      <w:tr>
-        <w:trPr>
-          <w:cantSplit/>
-          <w:tblHeader w:val="off"/>
-        </w:trPr>
-        <w:tc>
-          <w:tcPr>
-            <w:tcW w:type="dxa" w:w="2100"/>
-            <w:tcBorders>
-              <w:top w:val="single" w:color="8C96A8" w:sz="4"/>
-              <w:left w:val="single" w:color="8C96A8" w:sz="4"/>
-              <w:bottom w:val="single" w:color="8C96A8" w:sz="4"/>
-              <w:right w:val="single" w:color="8C96A8" w:sz="4"/>
-            </w:tcBorders>
-            <w:tcMar>
-              <w:top w:type="dxa" w:w="50"/>
-              <w:left w:type="dxa" w:w="90"/>
-              <w:bottom w:type="dxa" w:w="50"/>
-              <w:right w:type="dxa" w:w="90"/>
-            </w:tcMar>
-          </w:tcPr>
-          <w:p>
-            <w:pPr>
-              <w:spacing w:after="0" w:line="240"/>
-              <w:jc w:val="left"/>
-            </w:pPr>
-            <w:r>
-              <w:rPr>
-                <w:rFonts w:ascii="Times New Roman" w:cs="Times New Roman" w:eastAsia="Times New Roman" w:hAnsi="Times New Roman"/>
-                <w:sz w:val="22"/>
-                <w:szCs w:val="22"/>
-              </w:rPr>
-              <w:t xml:space="preserve">strengths</w:t>
-            </w:r>
-          </w:p>
-        </w:tc>
-        <w:tc>
-          <w:tcPr>
-            <w:tcW w:type="dxa" w:w="3800"/>
-            <w:tcBorders>
-              <w:top w:val="single" w:color="8C96A8" w:sz="4"/>
-              <w:left w:val="single" w:color="8C96A8" w:sz="4"/>
-              <w:bottom w:val="single" w:color="8C96A8" w:sz="4"/>
-              <w:right w:val="single" w:color="8C96A8" w:sz="4"/>
-            </w:tcBorders>
-            <w:tcMar>
-              <w:top w:type="dxa" w:w="50"/>
-              <w:left w:type="dxa" w:w="90"/>
-              <w:bottom w:type="dxa" w:w="50"/>
-              <w:right w:type="dxa" w:w="90"/>
-            </w:tcMar>
-          </w:tcPr>
-          <w:p>
-            <w:pPr>
-              <w:spacing w:after="0" w:line="240"/>
-              <w:jc w:val="left"/>
-            </w:pPr>
-            <w:r>
-              <w:rPr>
-                <w:rFonts w:ascii="Times New Roman" w:cs="Times New Roman" w:eastAsia="Times New Roman" w:hAnsi="Times New Roman"/>
-                <w:sz w:val="22"/>
-                <w:szCs w:val="22"/>
-              </w:rPr>
-              <w:t xml:space="preserve">Дұрыс орындалған тұстар</w:t>
-            </w:r>
-          </w:p>
-        </w:tc>
-        <w:tc>
-          <w:tcPr>
-            <w:tcW w:type="dxa" w:w="3455"/>
-            <w:tcBorders>
-              <w:top w:val="single" w:color="8C96A8" w:sz="4"/>
-              <w:left w:val="single" w:color="8C96A8" w:sz="4"/>
-              <w:bottom w:val="single" w:color="8C96A8" w:sz="4"/>
-              <w:right w:val="single" w:color="8C96A8" w:sz="4"/>
-            </w:tcBorders>
-            <w:tcMar>
-              <w:top w:type="dxa" w:w="50"/>
-              <w:left w:type="dxa" w:w="90"/>
-              <w:bottom w:type="dxa" w:w="50"/>
-              <w:right w:type="dxa" w:w="90"/>
-            </w:tcMar>
-          </w:tcPr>
-          <w:p>
-            <w:pPr>
-              <w:spacing w:after="0" w:line="240"/>
-              <w:jc w:val="left"/>
-            </w:pPr>
-            <w:r>
-              <w:rPr>
-                <w:rFonts w:ascii="Times New Roman" w:cs="Times New Roman" w:eastAsia="Times New Roman" w:hAnsi="Times New Roman"/>
-                <w:sz w:val="22"/>
-                <w:szCs w:val="22"/>
-              </w:rPr>
-              <w:t xml:space="preserve">Мәтіндер тізімі</w:t>
-            </w:r>
-          </w:p>
-        </w:tc>
-      </w:tr>
-      <w:tr>
-        <w:trPr>
-          <w:cantSplit/>
-          <w:tblHeader w:val="off"/>
-        </w:trPr>
-        <w:tc>
-          <w:tcPr>
-            <w:tcW w:type="dxa" w:w="2100"/>
-            <w:tcBorders>
-              <w:top w:val="single" w:color="8C96A8" w:sz="4"/>
-              <w:left w:val="single" w:color="8C96A8" w:sz="4"/>
-              <w:bottom w:val="single" w:color="8C96A8" w:sz="4"/>
-              <w:right w:val="single" w:color="8C96A8" w:sz="4"/>
-            </w:tcBorders>
-            <w:tcMar>
-              <w:top w:type="dxa" w:w="50"/>
-              <w:left w:type="dxa" w:w="90"/>
-              <w:bottom w:type="dxa" w:w="50"/>
-              <w:right w:type="dxa" w:w="90"/>
-            </w:tcMar>
-          </w:tcPr>
-          <w:p>
-            <w:pPr>
-              <w:spacing w:after="0" w:line="240"/>
-              <w:jc w:val="left"/>
-            </w:pPr>
-            <w:r>
-              <w:rPr>
-                <w:rFonts w:ascii="Times New Roman" w:cs="Times New Roman" w:eastAsia="Times New Roman" w:hAnsi="Times New Roman"/>
-                <w:sz w:val="22"/>
-                <w:szCs w:val="22"/>
-              </w:rPr>
-              <w:t xml:space="preserve">errors</w:t>
-            </w:r>
-          </w:p>
-        </w:tc>
-        <w:tc>
-          <w:tcPr>
-            <w:tcW w:type="dxa" w:w="3800"/>
-            <w:tcBorders>
-              <w:top w:val="single" w:color="8C96A8" w:sz="4"/>
-              <w:left w:val="single" w:color="8C96A8" w:sz="4"/>
-              <w:bottom w:val="single" w:color="8C96A8" w:sz="4"/>
-              <w:right w:val="single" w:color="8C96A8" w:sz="4"/>
-            </w:tcBorders>
-            <w:tcMar>
-              <w:top w:type="dxa" w:w="50"/>
-              <w:left w:type="dxa" w:w="90"/>
-              <w:bottom w:type="dxa" w:w="50"/>
-              <w:right w:type="dxa" w:w="90"/>
-            </w:tcMar>
-          </w:tcPr>
-          <w:p>
-            <w:pPr>
-              <w:spacing w:after="0" w:line="240"/>
-              <w:jc w:val="left"/>
-            </w:pPr>
-            <w:r>
-              <w:rPr>
-                <w:rFonts w:ascii="Times New Roman" w:cs="Times New Roman" w:eastAsia="Times New Roman" w:hAnsi="Times New Roman"/>
-                <w:sz w:val="22"/>
-                <w:szCs w:val="22"/>
-              </w:rPr>
-              <w:t xml:space="preserve">Анықталған қателер</w:t>
-            </w:r>
-          </w:p>
-        </w:tc>
-        <w:tc>
-          <w:tcPr>
-            <w:tcW w:type="dxa" w:w="3455"/>
-            <w:tcBorders>
-              <w:top w:val="single" w:color="8C96A8" w:sz="4"/>
-              <w:left w:val="single" w:color="8C96A8" w:sz="4"/>
-              <w:bottom w:val="single" w:color="8C96A8" w:sz="4"/>
-              <w:right w:val="single" w:color="8C96A8" w:sz="4"/>
-            </w:tcBorders>
-            <w:tcMar>
-              <w:top w:type="dxa" w:w="50"/>
-              <w:left w:type="dxa" w:w="90"/>
-              <w:bottom w:type="dxa" w:w="50"/>
-              <w:right w:type="dxa" w:w="90"/>
-            </w:tcMar>
-          </w:tcPr>
-          <w:p>
-            <w:pPr>
-              <w:spacing w:after="0" w:line="240"/>
-              <w:jc w:val="left"/>
-            </w:pPr>
-            <w:r>
-              <w:rPr>
-                <w:rFonts w:ascii="Times New Roman" w:cs="Times New Roman" w:eastAsia="Times New Roman" w:hAnsi="Times New Roman"/>
-                <w:sz w:val="22"/>
-                <w:szCs w:val="22"/>
-              </w:rPr>
-              <w:t xml:space="preserve">Мәтіндер тізімі</w:t>
-            </w:r>
-          </w:p>
-        </w:tc>
-      </w:tr>
-      <w:tr>
-        <w:trPr>
-          <w:cantSplit/>
-          <w:tblHeader w:val="off"/>
-        </w:trPr>
-        <w:tc>
-          <w:tcPr>
-            <w:tcW w:type="dxa" w:w="2100"/>
-            <w:tcBorders>
-              <w:top w:val="single" w:color="8C96A8" w:sz="4"/>
-              <w:left w:val="single" w:color="8C96A8" w:sz="4"/>
-              <w:bottom w:val="single" w:color="8C96A8" w:sz="4"/>
-              <w:right w:val="single" w:color="8C96A8" w:sz="4"/>
-            </w:tcBorders>
-            <w:tcMar>
-              <w:top w:type="dxa" w:w="50"/>
-              <w:left w:type="dxa" w:w="90"/>
-              <w:bottom w:type="dxa" w:w="50"/>
-              <w:right w:type="dxa" w:w="90"/>
-            </w:tcMar>
-          </w:tcPr>
-          <w:p>
-            <w:pPr>
-              <w:spacing w:after="0" w:line="240"/>
-              <w:jc w:val="left"/>
-            </w:pPr>
-            <w:r>
-              <w:rPr>
-                <w:rFonts w:ascii="Times New Roman" w:cs="Times New Roman" w:eastAsia="Times New Roman" w:hAnsi="Times New Roman"/>
-                <w:sz w:val="22"/>
-                <w:szCs w:val="22"/>
-              </w:rPr>
-              <w:t xml:space="preserve">recommendation</w:t>
-            </w:r>
-          </w:p>
-        </w:tc>
-        <w:tc>
-          <w:tcPr>
-            <w:tcW w:type="dxa" w:w="3800"/>
-            <w:tcBorders>
-              <w:top w:val="single" w:color="8C96A8" w:sz="4"/>
-              <w:left w:val="single" w:color="8C96A8" w:sz="4"/>
-              <w:bottom w:val="single" w:color="8C96A8" w:sz="4"/>
-              <w:right w:val="single" w:color="8C96A8" w:sz="4"/>
-            </w:tcBorders>
-            <w:tcMar>
-              <w:top w:type="dxa" w:w="50"/>
-              <w:left w:type="dxa" w:w="90"/>
-              <w:bottom w:type="dxa" w:w="50"/>
-              <w:right w:type="dxa" w:w="90"/>
-            </w:tcMar>
-          </w:tcPr>
-          <w:p>
-            <w:pPr>
-              <w:spacing w:after="0" w:line="240"/>
-              <w:jc w:val="left"/>
-            </w:pPr>
-            <w:r>
-              <w:rPr>
-                <w:rFonts w:ascii="Times New Roman" w:cs="Times New Roman" w:eastAsia="Times New Roman" w:hAnsi="Times New Roman"/>
-                <w:sz w:val="22"/>
-                <w:szCs w:val="22"/>
-              </w:rPr>
-              <w:t xml:space="preserve">Түзетуге арналған ұсыныс</w:t>
-            </w:r>
-          </w:p>
-        </w:tc>
-        <w:tc>
-          <w:tcPr>
-            <w:tcW w:type="dxa" w:w="3455"/>
-            <w:tcBorders>
-              <w:top w:val="single" w:color="8C96A8" w:sz="4"/>
-              <w:left w:val="single" w:color="8C96A8" w:sz="4"/>
-              <w:bottom w:val="single" w:color="8C96A8" w:sz="4"/>
-              <w:right w:val="single" w:color="8C96A8" w:sz="4"/>
-            </w:tcBorders>
-            <w:tcMar>
-              <w:top w:type="dxa" w:w="50"/>
-              <w:left w:type="dxa" w:w="90"/>
-              <w:bottom w:type="dxa" w:w="50"/>
-              <w:right w:type="dxa" w:w="90"/>
-            </w:tcMar>
-          </w:tcPr>
-          <w:p>
-            <w:pPr>
-              <w:spacing w:after="0" w:line="240"/>
-              <w:jc w:val="left"/>
-            </w:pPr>
-            <w:r>
-              <w:rPr>
-                <w:rFonts w:ascii="Times New Roman" w:cs="Times New Roman" w:eastAsia="Times New Roman" w:hAnsi="Times New Roman"/>
-                <w:sz w:val="22"/>
-                <w:szCs w:val="22"/>
-              </w:rPr>
-              <w:t xml:space="preserve">Бос емес мәтін</w:t>
-            </w:r>
-          </w:p>
-        </w:tc>
-      </w:tr>
-      <w:tr>
-        <w:trPr>
-          <w:cantSplit/>
-          <w:tblHeader w:val="off"/>
-        </w:trPr>
-        <w:tc>
-          <w:tcPr>
-            <w:tcW w:type="dxa" w:w="2100"/>
-            <w:tcBorders>
-              <w:top w:val="single" w:color="8C96A8" w:sz="4"/>
-              <w:left w:val="single" w:color="8C96A8" w:sz="4"/>
-              <w:bottom w:val="single" w:color="8C96A8" w:sz="4"/>
-              <w:right w:val="single" w:color="8C96A8" w:sz="4"/>
-            </w:tcBorders>
-            <w:tcMar>
-              <w:top w:type="dxa" w:w="50"/>
-              <w:left w:type="dxa" w:w="90"/>
-              <w:bottom w:type="dxa" w:w="50"/>
-              <w:right w:type="dxa" w:w="90"/>
-            </w:tcMar>
-          </w:tcPr>
-          <w:p>
-            <w:pPr>
-              <w:spacing w:after="0" w:line="240"/>
-              <w:jc w:val="left"/>
-            </w:pPr>
-            <w:r>
-              <w:rPr>
-                <w:rFonts w:ascii="Times New Roman" w:cs="Times New Roman" w:eastAsia="Times New Roman" w:hAnsi="Times New Roman"/>
-                <w:sz w:val="22"/>
-                <w:szCs w:val="22"/>
-              </w:rPr>
-              <w:t xml:space="preserve">criteria_scores</w:t>
-            </w:r>
-          </w:p>
-        </w:tc>
-        <w:tc>
-          <w:tcPr>
-            <w:tcW w:type="dxa" w:w="3800"/>
-            <w:tcBorders>
-              <w:top w:val="single" w:color="8C96A8" w:sz="4"/>
-              <w:left w:val="single" w:color="8C96A8" w:sz="4"/>
-              <w:bottom w:val="single" w:color="8C96A8" w:sz="4"/>
-              <w:right w:val="single" w:color="8C96A8" w:sz="4"/>
-            </w:tcBorders>
-            <w:tcMar>
-              <w:top w:type="dxa" w:w="50"/>
-              <w:left w:type="dxa" w:w="90"/>
-              <w:bottom w:type="dxa" w:w="50"/>
-              <w:right w:type="dxa" w:w="90"/>
-            </w:tcMar>
-          </w:tcPr>
-          <w:p>
-            <w:pPr>
-              <w:spacing w:after="0" w:line="240"/>
-              <w:jc w:val="left"/>
-            </w:pPr>
-            <w:r>
-              <w:rPr>
-                <w:rFonts w:ascii="Times New Roman" w:cs="Times New Roman" w:eastAsia="Times New Roman" w:hAnsi="Times New Roman"/>
-                <w:sz w:val="22"/>
-                <w:szCs w:val="22"/>
-              </w:rPr>
-              <w:t xml:space="preserve">Әр критерий бойынша балл мен түсініктеме</w:t>
-            </w:r>
-          </w:p>
-        </w:tc>
-        <w:tc>
-          <w:tcPr>
-            <w:tcW w:type="dxa" w:w="3455"/>
-            <w:tcBorders>
-              <w:top w:val="single" w:color="8C96A8" w:sz="4"/>
-              <w:left w:val="single" w:color="8C96A8" w:sz="4"/>
-              <w:bottom w:val="single" w:color="8C96A8" w:sz="4"/>
-              <w:right w:val="single" w:color="8C96A8" w:sz="4"/>
-            </w:tcBorders>
-            <w:tcMar>
-              <w:top w:type="dxa" w:w="50"/>
-              <w:left w:type="dxa" w:w="90"/>
-              <w:bottom w:type="dxa" w:w="50"/>
-              <w:right w:type="dxa" w:w="90"/>
-            </w:tcMar>
-          </w:tcPr>
-          <w:p>
-            <w:pPr>
-              <w:spacing w:after="0" w:line="240"/>
-              <w:jc w:val="left"/>
-            </w:pPr>
-            <w:r>
-              <w:rPr>
-                <w:rFonts w:ascii="Times New Roman" w:cs="Times New Roman" w:eastAsia="Times New Roman" w:hAnsi="Times New Roman"/>
-                <w:sz w:val="22"/>
-                <w:szCs w:val="22"/>
-              </w:rPr>
-              <w:t xml:space="preserve">Әр балл 0–2 аралығында</w:t>
-            </w:r>
-          </w:p>
-        </w:tc>
-      </w:tr>
-      <w:tr>
-        <w:trPr>
-          <w:cantSplit/>
-          <w:tblHeader w:val="off"/>
-        </w:trPr>
-        <w:tc>
-          <w:tcPr>
-            <w:tcW w:type="dxa" w:w="2100"/>
-            <w:tcBorders>
-              <w:top w:val="single" w:color="8C96A8" w:sz="4"/>
-              <w:left w:val="single" w:color="8C96A8" w:sz="4"/>
-              <w:bottom w:val="single" w:color="8C96A8" w:sz="4"/>
-              <w:right w:val="single" w:color="8C96A8" w:sz="4"/>
-            </w:tcBorders>
-            <w:tcMar>
-              <w:top w:type="dxa" w:w="50"/>
-              <w:left w:type="dxa" w:w="90"/>
-              <w:bottom w:type="dxa" w:w="50"/>
-              <w:right w:type="dxa" w:w="90"/>
-            </w:tcMar>
-          </w:tcPr>
-          <w:p>
-            <w:pPr>
-              <w:spacing w:after="0" w:line="240"/>
-              <w:jc w:val="left"/>
-            </w:pPr>
-            <w:r>
-              <w:rPr>
-                <w:rFonts w:ascii="Times New Roman" w:cs="Times New Roman" w:eastAsia="Times New Roman" w:hAnsi="Times New Roman"/>
-                <w:sz w:val="22"/>
-                <w:szCs w:val="22"/>
-              </w:rPr>
-              <w:t xml:space="preserve">suggested_score</w:t>
-            </w:r>
-          </w:p>
-        </w:tc>
-        <w:tc>
-          <w:tcPr>
-            <w:tcW w:type="dxa" w:w="3800"/>
-            <w:tcBorders>
-              <w:top w:val="single" w:color="8C96A8" w:sz="4"/>
-              <w:left w:val="single" w:color="8C96A8" w:sz="4"/>
-              <w:bottom w:val="single" w:color="8C96A8" w:sz="4"/>
-              <w:right w:val="single" w:color="8C96A8" w:sz="4"/>
-            </w:tcBorders>
-            <w:tcMar>
-              <w:top w:type="dxa" w:w="50"/>
-              <w:left w:type="dxa" w:w="90"/>
-              <w:bottom w:type="dxa" w:w="50"/>
-              <w:right w:type="dxa" w:w="90"/>
-            </w:tcMar>
-          </w:tcPr>
-          <w:p>
-            <w:pPr>
-              <w:spacing w:after="0" w:line="240"/>
-              <w:jc w:val="left"/>
-            </w:pPr>
-            <w:r>
-              <w:rPr>
-                <w:rFonts w:ascii="Times New Roman" w:cs="Times New Roman" w:eastAsia="Times New Roman" w:hAnsi="Times New Roman"/>
-                <w:sz w:val="22"/>
-                <w:szCs w:val="22"/>
-              </w:rPr>
-              <w:t xml:space="preserve">Рубрика бойынша ұсынылған балл</w:t>
-            </w:r>
-          </w:p>
-        </w:tc>
-        <w:tc>
-          <w:tcPr>
-            <w:tcW w:type="dxa" w:w="3455"/>
-            <w:tcBorders>
-              <w:top w:val="single" w:color="8C96A8" w:sz="4"/>
-              <w:left w:val="single" w:color="8C96A8" w:sz="4"/>
-              <w:bottom w:val="single" w:color="8C96A8" w:sz="4"/>
-              <w:right w:val="single" w:color="8C96A8" w:sz="4"/>
-            </w:tcBorders>
-            <w:tcMar>
-              <w:top w:type="dxa" w:w="50"/>
-              <w:left w:type="dxa" w:w="90"/>
-              <w:bottom w:type="dxa" w:w="50"/>
-              <w:right w:type="dxa" w:w="90"/>
-            </w:tcMar>
-          </w:tcPr>
-          <w:p>
-            <w:pPr>
-              <w:spacing w:after="0" w:line="240"/>
-              <w:jc w:val="left"/>
-            </w:pPr>
-            <w:r>
-              <w:rPr>
-                <w:rFonts w:ascii="Times New Roman" w:cs="Times New Roman" w:eastAsia="Times New Roman" w:hAnsi="Times New Roman"/>
-                <w:sz w:val="22"/>
-                <w:szCs w:val="22"/>
-              </w:rPr>
-              <w:t xml:space="preserve">Бүтін сан, 0–8 аралығында</w:t>
-            </w:r>
-          </w:p>
-        </w:tc>
-      </w:tr>
-      <w:tr>
-        <w:trPr>
-          <w:cantSplit/>
-          <w:tblHeader w:val="off"/>
-        </w:trPr>
-        <w:tc>
-          <w:tcPr>
-            <w:tcW w:type="dxa" w:w="2100"/>
-            <w:tcBorders>
-              <w:top w:val="single" w:color="8C96A8" w:sz="4"/>
-              <w:left w:val="single" w:color="8C96A8" w:sz="4"/>
-              <w:bottom w:val="single" w:color="8C96A8" w:sz="4"/>
-              <w:right w:val="single" w:color="8C96A8" w:sz="4"/>
-            </w:tcBorders>
-            <w:tcMar>
-              <w:top w:type="dxa" w:w="50"/>
-              <w:left w:type="dxa" w:w="90"/>
-              <w:bottom w:type="dxa" w:w="50"/>
-              <w:right w:type="dxa" w:w="90"/>
-            </w:tcMar>
-          </w:tcPr>
-          <w:p>
-            <w:pPr>
-              <w:spacing w:after="0" w:line="240"/>
-              <w:jc w:val="left"/>
-            </w:pPr>
-            <w:r>
-              <w:rPr>
-                <w:rFonts w:ascii="Times New Roman" w:cs="Times New Roman" w:eastAsia="Times New Roman" w:hAnsi="Times New Roman"/>
-                <w:sz w:val="22"/>
-                <w:szCs w:val="22"/>
-              </w:rPr>
-              <w:t xml:space="preserve">needs_review</w:t>
-            </w:r>
-          </w:p>
-        </w:tc>
-        <w:tc>
-          <w:tcPr>
-            <w:tcW w:type="dxa" w:w="3800"/>
-            <w:tcBorders>
-              <w:top w:val="single" w:color="8C96A8" w:sz="4"/>
-              <w:left w:val="single" w:color="8C96A8" w:sz="4"/>
-              <w:bottom w:val="single" w:color="8C96A8" w:sz="4"/>
-              <w:right w:val="single" w:color="8C96A8" w:sz="4"/>
-            </w:tcBorders>
-            <w:tcMar>
-              <w:top w:type="dxa" w:w="50"/>
-              <w:left w:type="dxa" w:w="90"/>
-              <w:bottom w:type="dxa" w:w="50"/>
-              <w:right w:type="dxa" w:w="90"/>
-            </w:tcMar>
-          </w:tcPr>
-          <w:p>
-            <w:pPr>
-              <w:spacing w:after="0" w:line="240"/>
-              <w:jc w:val="left"/>
-            </w:pPr>
-            <w:r>
-              <w:rPr>
-                <w:rFonts w:ascii="Times New Roman" w:cs="Times New Roman" w:eastAsia="Times New Roman" w:hAnsi="Times New Roman"/>
-                <w:sz w:val="22"/>
-                <w:szCs w:val="22"/>
-              </w:rPr>
-              <w:t xml:space="preserve">Педагог тексеруінің қажеттілігі</w:t>
-            </w:r>
-          </w:p>
-        </w:tc>
-        <w:tc>
-          <w:tcPr>
-            <w:tcW w:type="dxa" w:w="3455"/>
-            <w:tcBorders>
-              <w:top w:val="single" w:color="8C96A8" w:sz="4"/>
-              <w:left w:val="single" w:color="8C96A8" w:sz="4"/>
-              <w:bottom w:val="single" w:color="8C96A8" w:sz="4"/>
-              <w:right w:val="single" w:color="8C96A8" w:sz="4"/>
-            </w:tcBorders>
-            <w:tcMar>
-              <w:top w:type="dxa" w:w="50"/>
-              <w:left w:type="dxa" w:w="90"/>
-              <w:bottom w:type="dxa" w:w="50"/>
-              <w:right w:type="dxa" w:w="90"/>
-            </w:tcMar>
-          </w:tcPr>
-          <w:p>
-            <w:pPr>
-              <w:spacing w:after="0" w:line="240"/>
-              <w:jc w:val="left"/>
-            </w:pPr>
-            <w:r>
-              <w:rPr>
-                <w:rFonts w:ascii="Times New Roman" w:cs="Times New Roman" w:eastAsia="Times New Roman" w:hAnsi="Times New Roman"/>
-                <w:sz w:val="22"/>
-                <w:szCs w:val="22"/>
-              </w:rPr>
-              <w:t xml:space="preserve">Логикалық мән; құрылым бұзылса — true</w:t>
-            </w:r>
-          </w:p>
-        </w:tc>
-      </w:tr>
-    </w:tbl>
-    <w:p>
-      <w:pPr>
-        <w:spacing w:after="60"/>
-      </w:pPr>
-    </w:p>
-    <w:p>
-      <w:pPr>
-        <w:spacing w:after="60" w:before="0"/>
-        <w:ind w:firstLine="709"/>
-        <w:jc w:val="both"/>
-      </w:pPr>
-      <w:r>
-        <w:rPr>
-          <w:rFonts w:ascii="Times New Roman" w:cs="Times New Roman" w:eastAsia="Times New Roman" w:hAnsi="Times New Roman"/>
-        </w:rPr>
-        <w:t xml:space="preserve">Қателерді өңдеу: ЖИ сервисі жауап бермесе (желі қатесі, лимит, кілт), жауап бәрібір сақталады, мәртебесі «failed» болады және қатысушыға «Жауабыңыз сақталды. Кері байланысты кейін алуға болады» деген хабарлама шығады; «Кері байланысты қайта сұрау» батырмасы жаңа жауап құрмай, сол response_id үшін ЖИ нәтижесін жаңартады. ЖИ жауабы JSON болмаса немесе балл аралықтан тыс болса, нәтиже «invalid» (тексерілмеген) деп белгіленеді.</w:t>
+        <w:t xml:space="preserve">ЖИ үш қызмет атқарады, әрқайсысының өз сұраныс нұсқасы бар: деңгейлік тапсырма таңдау (s1), кері байланыс (v2) және бағыттаушы кеңес (h1). Кері байланыс нұсқаулығы бойынша ЖИ жауапты тек тапсырма мен рубрика негізінде талдайды, жауаптағы нұсқауларды орындамайды, дайын шешімді жазбайды және бекітілген JSON өрістерін қайтарады: strengths, errors, recommendation, criteria_scores, suggested_score, needs_review. Сервер міндетті өрістерді және балдың 0–8 (критерийдің 0–2) аралығында екенін тексереді; құрылым бұзылса, нәтиже «тексерілмеген» деп белгіленеді. ЖИ ешқайсысы жауап бермесе, жауап бәрібір сақталып, «Жауабыңыз сақталды. Кері байланысты кейін алуға болады» хабарламасы шығады, ал қайта сұрау көшірме жасамайды. Нұсқаулықтар мен жауап үлгісі Қосымша Ә-де.</w:t>
       </w:r>
     </w:p>
     <w:p>
@@ -4309,7 +3674,7 @@
         <w:rPr>
           <w:rFonts w:ascii="Times New Roman" w:cs="Times New Roman" w:eastAsia="Times New Roman" w:hAnsi="Times New Roman"/>
         </w:rPr>
-        <w:t xml:space="preserve">Техникалық сынақ жағдайлары pytest автотесттері ретінде жазылды (ЖИ шақыруы алмастырылып, деректер қоры жадта жұмыс істейді) және жергілікті серверде браузер арқылы қолмен қайталанды. 2026 жылғы 15 қазандағы нәтиже: 16 тесттің 16-сы өтті (6-кесте).</w:t>
+        <w:t xml:space="preserve">Техникалық сынақ жағдайлары pytest автотесттері ретінде жазылды (ЖИ шақыруы алмастырылып, деректер қоры жадта жұмыс істейді) және жергілікті серверде браузер арқылы қолмен қайталанды. 2026 жылғы 16 қазандағы нәтиже: 40 тесттің 40-ы өтті (5-кесте).</w:t>
       </w:r>
     </w:p>
     <w:p>
@@ -4326,7 +3691,7 @@
           <w:sz w:val="24"/>
           <w:szCs w:val="24"/>
         </w:rPr>
-        <w:t xml:space="preserve">6-кесте – Техникалық сынақ нәтижелері</w:t>
+        <w:t xml:space="preserve">5-кесте – Техникалық сынақ нәтижелері</w:t>
       </w:r>
     </w:p>
     <w:tbl>
@@ -5180,6 +4545,204 @@
                 <w:sz w:val="22"/>
                 <w:szCs w:val="22"/>
               </w:rPr>
+              <w:t xml:space="preserve">Тестсіз тапсырмаға / тапсырмасыз қорытынды тестке кіру</w:t>
+            </w:r>
+          </w:p>
+        </w:tc>
+        <w:tc>
+          <w:tcPr>
+            <w:tcW w:type="dxa" w:w="4855"/>
+            <w:tcBorders>
+              <w:top w:val="single" w:color="8C96A8" w:sz="4"/>
+              <w:left w:val="single" w:color="8C96A8" w:sz="4"/>
+              <w:bottom w:val="single" w:color="8C96A8" w:sz="4"/>
+              <w:right w:val="single" w:color="8C96A8" w:sz="4"/>
+            </w:tcBorders>
+            <w:tcMar>
+              <w:top w:type="dxa" w:w="50"/>
+              <w:left w:type="dxa" w:w="90"/>
+              <w:bottom w:type="dxa" w:w="50"/>
+              <w:right w:type="dxa" w:w="90"/>
+            </w:tcMar>
+          </w:tcPr>
+          <w:p>
+            <w:pPr>
+              <w:spacing w:after="0" w:line="240"/>
+              <w:jc w:val="left"/>
+            </w:pPr>
+            <w:r>
+              <w:rPr>
+                <w:rFonts w:ascii="Times New Roman" w:cs="Times New Roman" w:eastAsia="Times New Roman" w:hAnsi="Times New Roman"/>
+                <w:sz w:val="22"/>
+                <w:szCs w:val="22"/>
+              </w:rPr>
+              <w:t xml:space="preserve">Қолжетімділік бұғатталады, қатысушы алдыңғы кезеңге бағытталады</w:t>
+            </w:r>
+          </w:p>
+        </w:tc>
+        <w:tc>
+          <w:tcPr>
+            <w:tcW w:type="dxa" w:w="1500"/>
+            <w:tcBorders>
+              <w:top w:val="single" w:color="8C96A8" w:sz="4"/>
+              <w:left w:val="single" w:color="8C96A8" w:sz="4"/>
+              <w:bottom w:val="single" w:color="8C96A8" w:sz="4"/>
+              <w:right w:val="single" w:color="8C96A8" w:sz="4"/>
+            </w:tcBorders>
+            <w:tcMar>
+              <w:top w:type="dxa" w:w="50"/>
+              <w:left w:type="dxa" w:w="90"/>
+              <w:bottom w:type="dxa" w:w="50"/>
+              <w:right w:type="dxa" w:w="90"/>
+            </w:tcMar>
+          </w:tcPr>
+          <w:p>
+            <w:pPr>
+              <w:spacing w:after="0" w:line="240"/>
+              <w:jc w:val="left"/>
+            </w:pPr>
+            <w:r>
+              <w:rPr>
+                <w:rFonts w:ascii="Times New Roman" w:cs="Times New Roman" w:eastAsia="Times New Roman" w:hAnsi="Times New Roman"/>
+                <w:sz w:val="22"/>
+                <w:szCs w:val="22"/>
+              </w:rPr>
+              <w:t xml:space="preserve">Өтті</w:t>
+            </w:r>
+          </w:p>
+        </w:tc>
+      </w:tr>
+      <w:tr>
+        <w:trPr>
+          <w:cantSplit/>
+          <w:tblHeader w:val="off"/>
+        </w:trPr>
+        <w:tc>
+          <w:tcPr>
+            <w:tcW w:type="dxa" w:w="3000"/>
+            <w:tcBorders>
+              <w:top w:val="single" w:color="8C96A8" w:sz="4"/>
+              <w:left w:val="single" w:color="8C96A8" w:sz="4"/>
+              <w:bottom w:val="single" w:color="8C96A8" w:sz="4"/>
+              <w:right w:val="single" w:color="8C96A8" w:sz="4"/>
+            </w:tcBorders>
+            <w:tcMar>
+              <w:top w:type="dxa" w:w="50"/>
+              <w:left w:type="dxa" w:w="90"/>
+              <w:bottom w:type="dxa" w:w="50"/>
+              <w:right w:type="dxa" w:w="90"/>
+            </w:tcMar>
+          </w:tcPr>
+          <w:p>
+            <w:pPr>
+              <w:spacing w:after="0" w:line="240"/>
+              <w:jc w:val="left"/>
+            </w:pPr>
+            <w:r>
+              <w:rPr>
+                <w:rFonts w:ascii="Times New Roman" w:cs="Times New Roman" w:eastAsia="Times New Roman" w:hAnsi="Times New Roman"/>
+                <w:sz w:val="22"/>
+                <w:szCs w:val="22"/>
+              </w:rPr>
+              <w:t xml:space="preserve">Деңгей және тапсырма таңдау (ЖИ қатесі, тізімде жоқ тапсырма)</w:t>
+            </w:r>
+          </w:p>
+        </w:tc>
+        <w:tc>
+          <w:tcPr>
+            <w:tcW w:type="dxa" w:w="4855"/>
+            <w:tcBorders>
+              <w:top w:val="single" w:color="8C96A8" w:sz="4"/>
+              <w:left w:val="single" w:color="8C96A8" w:sz="4"/>
+              <w:bottom w:val="single" w:color="8C96A8" w:sz="4"/>
+              <w:right w:val="single" w:color="8C96A8" w:sz="4"/>
+            </w:tcBorders>
+            <w:tcMar>
+              <w:top w:type="dxa" w:w="50"/>
+              <w:left w:type="dxa" w:w="90"/>
+              <w:bottom w:type="dxa" w:w="50"/>
+              <w:right w:type="dxa" w:w="90"/>
+            </w:tcMar>
+          </w:tcPr>
+          <w:p>
+            <w:pPr>
+              <w:spacing w:after="0" w:line="240"/>
+              <w:jc w:val="left"/>
+            </w:pPr>
+            <w:r>
+              <w:rPr>
+                <w:rFonts w:ascii="Times New Roman" w:cs="Times New Roman" w:eastAsia="Times New Roman" w:hAnsi="Times New Roman"/>
+                <w:sz w:val="22"/>
+                <w:szCs w:val="22"/>
+              </w:rPr>
+              <w:t xml:space="preserve">Деңгей балл бойынша дұрыс; ЖИ істемесе — тақырыптар бойынша автоматты таңдау</w:t>
+            </w:r>
+          </w:p>
+        </w:tc>
+        <w:tc>
+          <w:tcPr>
+            <w:tcW w:type="dxa" w:w="1500"/>
+            <w:tcBorders>
+              <w:top w:val="single" w:color="8C96A8" w:sz="4"/>
+              <w:left w:val="single" w:color="8C96A8" w:sz="4"/>
+              <w:bottom w:val="single" w:color="8C96A8" w:sz="4"/>
+              <w:right w:val="single" w:color="8C96A8" w:sz="4"/>
+            </w:tcBorders>
+            <w:tcMar>
+              <w:top w:type="dxa" w:w="50"/>
+              <w:left w:type="dxa" w:w="90"/>
+              <w:bottom w:type="dxa" w:w="50"/>
+              <w:right w:type="dxa" w:w="90"/>
+            </w:tcMar>
+          </w:tcPr>
+          <w:p>
+            <w:pPr>
+              <w:spacing w:after="0" w:line="240"/>
+              <w:jc w:val="left"/>
+            </w:pPr>
+            <w:r>
+              <w:rPr>
+                <w:rFonts w:ascii="Times New Roman" w:cs="Times New Roman" w:eastAsia="Times New Roman" w:hAnsi="Times New Roman"/>
+                <w:sz w:val="22"/>
+                <w:szCs w:val="22"/>
+              </w:rPr>
+              <w:t xml:space="preserve">Өтті</w:t>
+            </w:r>
+          </w:p>
+        </w:tc>
+      </w:tr>
+      <w:tr>
+        <w:trPr>
+          <w:cantSplit/>
+          <w:tblHeader w:val="off"/>
+        </w:trPr>
+        <w:tc>
+          <w:tcPr>
+            <w:tcW w:type="dxa" w:w="3000"/>
+            <w:tcBorders>
+              <w:top w:val="single" w:color="8C96A8" w:sz="4"/>
+              <w:left w:val="single" w:color="8C96A8" w:sz="4"/>
+              <w:bottom w:val="single" w:color="8C96A8" w:sz="4"/>
+              <w:right w:val="single" w:color="8C96A8" w:sz="4"/>
+            </w:tcBorders>
+            <w:tcMar>
+              <w:top w:type="dxa" w:w="50"/>
+              <w:left w:type="dxa" w:w="90"/>
+              <w:bottom w:type="dxa" w:w="50"/>
+              <w:right w:type="dxa" w:w="90"/>
+            </w:tcMar>
+          </w:tcPr>
+          <w:p>
+            <w:pPr>
+              <w:spacing w:after="0" w:line="240"/>
+              <w:jc w:val="left"/>
+            </w:pPr>
+            <w:r>
+              <w:rPr>
+                <w:rFonts w:ascii="Times New Roman" w:cs="Times New Roman" w:eastAsia="Times New Roman" w:hAnsi="Times New Roman"/>
+                <w:sz w:val="22"/>
+                <w:szCs w:val="22"/>
+              </w:rPr>
               <w:t xml:space="preserve">ЖИ лимиті таусылуы (HTTP 429)</w:t>
             </w:r>
           </w:p>
@@ -5369,7 +4932,7 @@
         <w:rPr>
           <w:rFonts w:ascii="Times New Roman" w:cs="Times New Roman" w:eastAsia="Times New Roman" w:hAnsi="Times New Roman"/>
         </w:rPr>
-        <w:t xml:space="preserve">Нақты қатысушылар деректері жиналғанға дейін ЖИ кері байланысының сапасы 14 модельдік жауап бойынша тексерілді: әр тапсырмаға дұрыс, жартылай дұрыс және қате жауап, ЖИ-ге нұсқау енгізу әрекеті (prompt injection) бар бір жауап және рубрика сипаттамасына тура келмейтін төрт «даулы» жауап. Педагог бағасы ЖИ нәтижесін көрмей тұрып, рубрика бойынша қойылды. Бұл жауаптар нақты білім алушылардың жауабы емес, олар модельдік жауаптар ретінде көрсетіледі. Талдау 2026-10-15 күні gemini-3.8-flash моделімен, сұраныстың v1 нұсқасымен жүргізілді.</w:t>
+        <w:t xml:space="preserve">ЖИ кері байланысының сапасы орта деңгейдің P1–P3 тапсырмаларына жазылған 14 модельдік жауап бойынша тексерілді: дұрыс, жартылай дұрыс, қате, нұсқау енгізу (prompt injection) әрекеті және рубрикаға тура келмейтін төрт «даулы» жауап. Педагог бағасы ЖИ нәтижесін көрмей тұрып қойылды; бұл нақты білім алушылардың жауабы емес. Талдау 2026-10-15 күні gemini-3.8-flash моделімен, сұраныстың v1 нұсқасымен жүргізілді.</w:t>
       </w:r>
     </w:p>
     <w:p>
@@ -5386,7 +4949,7 @@
           <w:sz w:val="24"/>
           <w:szCs w:val="24"/>
         </w:rPr>
-        <w:t xml:space="preserve">7-кесте – ЖИ және педагог бағаларын салыстыру (модельдік жауаптар)</w:t>
+        <w:t xml:space="preserve">6-кесте – ЖИ және педагог бағаларын салыстыру (модельдік жауаптар)</w:t>
       </w:r>
     </w:p>
     <w:tbl>
@@ -8870,27 +8433,6 @@
     </w:p>
     <w:p>
       <w:pPr>
-        <w:spacing w:after="60" w:before="0"/>
-        <w:ind w:firstLine="709"/>
-        <w:jc w:val="both"/>
-      </w:pPr>
-      <w:r>
-        <w:rPr>
-          <w:rFonts w:ascii="Times New Roman" w:cs="Times New Roman" w:eastAsia="Times New Roman" w:hAnsi="Times New Roman"/>
-          <w:b/>
-          <w:bCs/>
-        </w:rPr>
-        <w:t xml:space="preserve">Жиі кездесетін оқу қателері </w:t>
-      </w:r>
-      <w:r>
-        <w:rPr>
-          <w:rFonts w:ascii="Times New Roman" w:cs="Times New Roman" w:eastAsia="Times New Roman" w:hAnsi="Times New Roman"/>
-        </w:rPr>
-        <w:t xml:space="preserve">(модельдік жауаптар бойынша): return орнына console.log, цикл шекарасы (i &lt;= length), max = 0, санақтың өңдеуші ішінде жариялануы, өңдеушіге f() беру, value мен textContent шатастыру, жолдарды біріктіру ("0" + 1).</w:t>
-      </w:r>
-    </w:p>
-    <w:p>
-      <w:pPr>
         <w:pStyle w:val="Heading2"/>
         <w:keepNext/>
       </w:pPr>
@@ -8911,7 +8453,7 @@
         <w:rPr>
           <w:rFonts w:ascii="Times New Roman" w:cs="Times New Roman" w:eastAsia="Times New Roman" w:hAnsi="Times New Roman"/>
         </w:rPr>
-        <w:t xml:space="preserve">Бұлттағы нұсқада 5–10 ересек еріктімен пилоттық тексеру өткізіледі (кәмелетке толмағандар қатысса — мекемедегі келісім тәртібі сақталады). Мақсаты — қосымшаның жұмысын, тапсырмалардың түсініктілігін және кері байланыс сапасын тексеру. Нәтижелері зерттеуші бетіндегі көрсеткіштер мен CSV экспорт арқылы талданып, 2-аралық жобада ұсынылады. Пилоттық сынақ нәтижелері қосымшаның оқыту тиімділігін толық дәлелдемейді; олар құралды жетілдіру үшін пайдаланылады.</w:t>
+        <w:t xml:space="preserve">Бұлттағы нұсқада 5–10 ересек еріктімен пилот өткізіледі: диагностикалық тест → деңгейлік тапсырма → қорытынды тест. Деңгей өзгерісі мен ЖИ/педагог бағалары зерттеуші бетінде және CSV экспортында талданады; пилот нәтижесі оқыту тиімділігін толық дәлелдемейді, құралды жетілдіруге пайдаланылады.</w:t>
       </w:r>
     </w:p>
     <w:p>
@@ -8936,7 +8478,7 @@
         <w:rPr>
           <w:rFonts w:ascii="Times New Roman" w:cs="Times New Roman" w:eastAsia="Times New Roman" w:hAnsi="Times New Roman"/>
         </w:rPr>
-        <w:t xml:space="preserve">Жобалау кезінде ЖИ-дің ықтимал қателері (жартылай дұрыс жауапқа жоғары балл, мағыналық қатені байқамау, нұсқау енгізуге көну, дайын шешімді беру, JSON құрылымын бұзу) ескерілді, ал сынақ нақты қателерді көрсетті: баламалы шешімдерді рубрикаға сөзбе-сөз сәйкестендіру, бір қатені қайталап жазалау және needs_review белгісінің сенімсіздігі. Енгізілген түзетулер 8-кестеде көрсетілген.</w:t>
+        <w:t xml:space="preserve">Жобалау кезінде ЖИ-дің ықтимал қателері (жартылай дұрыс жауапқа жоғары балл, мағыналық қатені байқамау, нұсқау енгізуге көну, дайын шешімді беру, JSON құрылымын бұзу) ескерілді, ал сынақ нақты қателерді көрсетті: баламалы шешімдерді рубрикаға сөзбе-сөз сәйкестендіру, бір қатені қайталап жазалау және needs_review белгісінің сенімсіздігі. Енгізілген түзетулер 7-кестеде көрсетілген.</w:t>
       </w:r>
     </w:p>
     <w:p>
@@ -8953,7 +8495,7 @@
           <w:sz w:val="24"/>
           <w:szCs w:val="24"/>
         </w:rPr>
-        <w:t xml:space="preserve">8-кесте – Анықталған тәуекелдер және енгізілген түзетулер</w:t>
+        <w:t xml:space="preserve">7-кесте – Анықталған тәуекелдер және енгізілген түзетулер</w:t>
       </w:r>
     </w:p>
     <w:tbl>
@@ -9471,7 +9013,7 @@
         <w:rPr>
           <w:rFonts w:ascii="Times New Roman" w:cs="Times New Roman" w:eastAsia="Times New Roman" w:hAnsi="Times New Roman"/>
         </w:rPr>
-        <w:t xml:space="preserve">Шектеулер: код серверде орындалмайды, сондықтан ЖИ оны тек мәтін ретінде талдайды; тегін Gemini деңгейінде бір модельге тәулігіне 20-ға жуық сұраныс беріледі (10 қатысушы × 3 тапсырма үшін қосалқы модель қажет) және деректер провайдердің өнімін жақсартуға пайдаланылуы мүмкін; Render-дің тегін жоспарында сервер белсенділік болмаса ұйқыға кетіп, бірінші ашылуы шамамен бір минут алады; анонимді код қатысушыны сенімді түрде сәйкестендірмейді; модельдік жауаптар саны аз және оларды бір педагог бағалады, сондықтан көрсеткіштер алдын ала сипатта; сұраныстың v2 нұсқасының әсері әлі өлшенбеді.</w:t>
+        <w:t xml:space="preserve">Шектеулер: код орындалмай, мәтін ретінде талданады; тегін ЖИ лимиттері (Gemini — бір модельге тәулігіне ~20 сұраныс, Groq — минутына бірнеше сұраныс); әр қатысушы бір деңгейлік тапсырма орындайды (баптау арқылы 3-ке дейін көбейтуге болады); Render-дің тегін жоспарында сервер ұйықтап қалады; модельдік жауаптарды бір педагог бағалады, сондықтан көрсеткіштер алдын ала сипатта.</w:t>
       </w:r>
     </w:p>
     <w:p>
@@ -9500,7 +9042,7 @@
         <w:rPr>
           <w:rFonts w:ascii="Times New Roman" w:cs="Times New Roman" w:eastAsia="Times New Roman" w:hAnsi="Times New Roman"/>
         </w:rPr>
-        <w:t xml:space="preserve">Әр жауап үшін жауап мәтіні, тапсырма нұсқасы, ЖИ нәтижесі (модель, сұраныс нұсқасы) және педагогтің тексерілген бағасы сақталады; дұрыс белгі ретінде тек педагог тексерген бағалар алынады.</w:t>
+        <w:t xml:space="preserve">Әр қатысушы үшін диагностикалық және қорытынды тест нәтижелері мен деңгейі бір жолда экспортталады; деңгей өзгерісі кері байланыс пен деңгейлік тапсырманың әсерін бағалаудың негізгі көрсеткіші болады.</w:t>
       </w:r>
     </w:p>
     <w:p>
@@ -9517,7 +9059,7 @@
         <w:rPr>
           <w:rFonts w:ascii="Times New Roman" w:cs="Times New Roman" w:eastAsia="Times New Roman" w:hAnsi="Times New Roman"/>
         </w:rPr>
-        <w:t xml:space="preserve">Әр тапсырма бойынша кемінде 30–50 тексерілген жауап жинау жоспарланады; деректер анонимді CSV түрінде экспортталады, жауаптағы кездейсоқ жеке мәліметтер қолмен өшіріледі.</w:t>
+        <w:t xml:space="preserve">Әр жауап үшін жауап мәтіні, тапсырма нұсқасы, ЖИ нәтижесі (модель, сұраныс нұсқасы) және педагогтің тексерілген бағасы сақталады; дұрыс белгі ретінде тек педагог тексерген бағалар алынады; әр деңгей мен тапсырма бойынша 30–50 тексерілген жауап жинау жоспарланады.</w:t>
       </w:r>
     </w:p>
     <w:p>
@@ -9559,7 +9101,7 @@
         <w:rPr>
           <w:rFonts w:ascii="Times New Roman" w:cs="Times New Roman" w:eastAsia="Times New Roman" w:hAnsi="Times New Roman"/>
         </w:rPr>
-        <w:t xml:space="preserve">Диссертациялық зерттеуге тікелей қатысты «JS-Тәлімгер» бұлттық веб қосымшасы әзірленді: ол жауапты қабылдап бұлтта сақтайды, Gemini API арқылы рубрикаға негізделген кері байланыс береді, педагогке ЖИ нәтижесін тексеруге және зерттеушіге деректерді CSV форматында экспорттауға мүмкіндік береді. Келесі қадам — ЖИ мен педагог бағаларын модельдік жауаптар мен 5–10 қатысушы бойынша салыстырып, 2-жобаға тексерілген деректер жиынын қалыптастыру.</w:t>
+        <w:t xml:space="preserve">Диссертациялық зерттеуге тікелей қатысты «JS-Тәлімгер» бұлттық веб қосымшасы әзірленді: диагностикалық тест деңгейді анықтайды, ЖИ деңгейге сай тапсырма таңдайды және жауапты рубрика бойынша талдайды, қатысушы қатемен жұмыс жасайды, қорытынды тест деңгей өзгерісін көрсетеді; педагог ЖИ нәтижесін тексереді, деректер бұлтта сақталып CSV/Excel-ге экспортталады. Келесі қадам — пилот және 2-жобаға тексерілген деректер жиынын қалыптастыру.</w:t>
       </w:r>
     </w:p>
     <w:p>
@@ -9667,7 +9209,7 @@
         <w:rPr>
           <w:rFonts w:ascii="Times New Roman" w:cs="Times New Roman" w:eastAsia="Times New Roman" w:hAnsi="Times New Roman"/>
         </w:rPr>
-        <w:t xml:space="preserve">Қосымша А – Диагностикалық тапсырмалар мен бағалау рубрикасы (бөлек файл).</w:t>
+        <w:t xml:space="preserve">Қосымша А – Тесттер, деңгейлік тапсырмалар банкі және бағалау рубрикасы (бөлек файл).</w:t>
       </w:r>
     </w:p>
     <w:p>
